--- a/FormatoLaboratorio_MovimientoParabolico.docx
+++ b/FormatoLaboratorio_MovimientoParabolico.docx
@@ -134,15 +134,7 @@
           <w:color w:val="777777"/>
           <w:lang w:val="es-CO"/>
         </w:rPr>
-        <w:t>Física</w:t>
-      </w:r>
-      <w:r>
-        <w:rPr>
-          <w:rFonts w:ascii="Arial" w:eastAsia="Arial" w:hAnsi="Arial" w:cs="Arial"/>
-          <w:color w:val="777777"/>
-          <w:lang w:val="es-CO"/>
-        </w:rPr>
-        <w:t xml:space="preserve"> | FIS-10 | Grado 10 | ITI Francisco de Paula Santander</w:t>
+        <w:t>Física | FIS-10 | Grado 10 | ITI Francisco de Paula Santander</w:t>
       </w:r>
     </w:p>
     <w:p>
@@ -190,12 +182,6 @@
         <w:gridCol w:w="4680"/>
       </w:tblGrid>
       <w:tr>
-        <w:tblPrEx>
-          <w:tblCellMar>
-            <w:top w:w="0" w:type="dxa"/>
-            <w:bottom w:w="0" w:type="dxa"/>
-          </w:tblCellMar>
-        </w:tblPrEx>
         <w:tc>
           <w:tcPr>
             <w:tcW w:w="4680" w:type="dxa"/>
@@ -266,12 +252,6 @@
         </w:tc>
       </w:tr>
       <w:tr>
-        <w:tblPrEx>
-          <w:tblCellMar>
-            <w:top w:w="0" w:type="dxa"/>
-            <w:bottom w:w="0" w:type="dxa"/>
-          </w:tblCellMar>
-        </w:tblPrEx>
         <w:tc>
           <w:tcPr>
             <w:tcW w:w="4680" w:type="dxa"/>
@@ -448,12 +428,6 @@
         <w:gridCol w:w="9360"/>
       </w:tblGrid>
       <w:tr>
-        <w:tblPrEx>
-          <w:tblCellMar>
-            <w:top w:w="0" w:type="dxa"/>
-            <w:bottom w:w="0" w:type="dxa"/>
-          </w:tblCellMar>
-        </w:tblPrEx>
         <w:tc>
           <w:tcPr>
             <w:tcW w:w="9360" w:type="dxa"/>
@@ -509,28 +483,7 @@
                 <w:rFonts w:ascii="Arial" w:eastAsia="Arial" w:hAnsi="Arial" w:cs="Arial"/>
                 <w:lang w:val="es-CO"/>
               </w:rPr>
-              <w:t xml:space="preserve">A que </w:t>
-            </w:r>
-            <w:r>
-              <w:rPr>
-                <w:rFonts w:ascii="Arial" w:eastAsia="Arial" w:hAnsi="Arial" w:cs="Arial"/>
-                <w:lang w:val="es-CO"/>
-              </w:rPr>
-              <w:t>ángulo</w:t>
-            </w:r>
-            <w:r>
-              <w:rPr>
-                <w:rFonts w:ascii="Arial" w:eastAsia="Arial" w:hAnsi="Arial" w:cs="Arial"/>
-                <w:lang w:val="es-CO"/>
-              </w:rPr>
-              <w:t xml:space="preserve"> crees que un proyectil alcanza la mayor distancia horizontal (30, 45 o 60 grados)? </w:t>
-            </w:r>
-            <w:r>
-              <w:rPr>
-                <w:rFonts w:ascii="Arial" w:eastAsia="Arial" w:hAnsi="Arial" w:cs="Arial"/>
-                <w:lang w:val="es-CO"/>
-              </w:rPr>
-              <w:t>¿Por qué?</w:t>
+              <w:t>A que ángulo crees que un proyectil alcanza la mayor distancia horizontal (30, 45 o 60 grados)? ¿Por qué?</w:t>
             </w:r>
           </w:p>
           <w:p>
@@ -589,12 +542,6 @@
         <w:gridCol w:w="9360"/>
       </w:tblGrid>
       <w:tr>
-        <w:tblPrEx>
-          <w:tblCellMar>
-            <w:top w:w="0" w:type="dxa"/>
-            <w:bottom w:w="0" w:type="dxa"/>
-          </w:tblCellMar>
-        </w:tblPrEx>
         <w:tc>
           <w:tcPr>
             <w:tcW w:w="9360" w:type="dxa"/>
@@ -643,21 +590,7 @@
                 <w:rFonts w:ascii="Arial" w:eastAsia="Arial" w:hAnsi="Arial" w:cs="Arial"/>
                 <w:lang w:val="es-CO"/>
               </w:rPr>
-              <w:t>¿Si mantienes el ángulo a 45 grados y aumentas la velocidad inicial, que crees que le pasa al alcance?</w:t>
-            </w:r>
-            <w:r>
-              <w:rPr>
-                <w:rFonts w:ascii="Arial" w:eastAsia="Arial" w:hAnsi="Arial" w:cs="Arial"/>
-                <w:lang w:val="es-CO"/>
-              </w:rPr>
-              <w:t xml:space="preserve"> </w:t>
-            </w:r>
-            <w:r>
-              <w:rPr>
-                <w:rFonts w:ascii="Arial" w:eastAsia="Arial" w:hAnsi="Arial" w:cs="Arial"/>
-                <w:lang w:val="es-CO"/>
-              </w:rPr>
-              <w:t>¿Y a la altura máxima?</w:t>
+              <w:t>¿Si mantienes el ángulo a 45 grados y aumentas la velocidad inicial, que crees que le pasa al alcance? ¿Y a la altura máxima?</w:t>
             </w:r>
           </w:p>
           <w:p>
@@ -709,12 +642,6 @@
         <w:gridCol w:w="9360"/>
       </w:tblGrid>
       <w:tr>
-        <w:tblPrEx>
-          <w:tblCellMar>
-            <w:top w:w="0" w:type="dxa"/>
-            <w:bottom w:w="0" w:type="dxa"/>
-          </w:tblCellMar>
-        </w:tblPrEx>
         <w:tc>
           <w:tcPr>
             <w:tcW w:w="9360" w:type="dxa"/>
@@ -763,21 +690,7 @@
                 <w:rFonts w:ascii="Arial" w:eastAsia="Arial" w:hAnsi="Arial" w:cs="Arial"/>
                 <w:lang w:val="es-CO"/>
               </w:rPr>
-              <w:t>¿En qué punto de la trayectoria crees que el proyectil va más lento?</w:t>
-            </w:r>
-            <w:r>
-              <w:rPr>
-                <w:rFonts w:ascii="Arial" w:eastAsia="Arial" w:hAnsi="Arial" w:cs="Arial"/>
-                <w:lang w:val="es-CO"/>
-              </w:rPr>
-              <w:t xml:space="preserve"> </w:t>
-            </w:r>
-            <w:r>
-              <w:rPr>
-                <w:rFonts w:ascii="Arial" w:eastAsia="Arial" w:hAnsi="Arial" w:cs="Arial"/>
-                <w:lang w:val="es-CO"/>
-              </w:rPr>
-              <w:t>¿Por qué?</w:t>
+              <w:t>¿En qué punto de la trayectoria crees que el proyectil va más lento? ¿Por qué?</w:t>
             </w:r>
           </w:p>
           <w:p>
@@ -836,12 +749,6 @@
         <w:gridCol w:w="9360"/>
       </w:tblGrid>
       <w:tr>
-        <w:tblPrEx>
-          <w:tblCellMar>
-            <w:top w:w="0" w:type="dxa"/>
-            <w:bottom w:w="0" w:type="dxa"/>
-          </w:tblCellMar>
-        </w:tblPrEx>
         <w:tc>
           <w:tcPr>
             <w:tcW w:w="9360" w:type="dxa"/>
@@ -890,21 +797,7 @@
                 <w:rFonts w:ascii="Arial" w:eastAsia="Arial" w:hAnsi="Arial" w:cs="Arial"/>
                 <w:lang w:val="es-CO"/>
               </w:rPr>
-              <w:t>¿Si lanzas desde una plataforma de 10 m de altura, crees que el ángulo optimo seguirá siendo 45 grados?</w:t>
-            </w:r>
-            <w:r>
-              <w:rPr>
-                <w:rFonts w:ascii="Arial" w:eastAsia="Arial" w:hAnsi="Arial" w:cs="Arial"/>
-                <w:lang w:val="es-CO"/>
-              </w:rPr>
-              <w:t xml:space="preserve"> </w:t>
-            </w:r>
-            <w:r>
-              <w:rPr>
-                <w:rFonts w:ascii="Arial" w:eastAsia="Arial" w:hAnsi="Arial" w:cs="Arial"/>
-                <w:lang w:val="es-CO"/>
-              </w:rPr>
-              <w:t>¿Por qué si o por qué no?</w:t>
+              <w:t>¿Si lanzas desde una plataforma de 10 m de altura, crees que el ángulo optimo seguirá siendo 45 grados? ¿Por qué si o por qué no?</w:t>
             </w:r>
           </w:p>
           <w:p>
@@ -1009,7 +902,7 @@
           <w:szCs w:val="26"/>
           <w:lang w:val="es-CO"/>
         </w:rPr>
-        <w:t xml:space="preserve">3. Ecuaciones del movimiento </w:t>
+        <w:t xml:space="preserve">3. </w:t>
       </w:r>
       <w:r>
         <w:rPr>
@@ -1021,12 +914,12 @@
           <w:szCs w:val="26"/>
           <w:lang w:val="es-CO"/>
         </w:rPr>
-        <w:t>parabólico</w:t>
+        <w:t>Marco teórico: el movimiento parabólico</w:t>
       </w:r>
     </w:p>
     <w:p>
       <w:pPr>
-        <w:spacing w:before="60" w:after="60"/>
+        <w:spacing w:before="60" w:after="80"/>
         <w:rPr>
           <w:lang w:val="es-CO"/>
         </w:rPr>
@@ -1038,8 +931,50 @@
           <w:szCs w:val="22"/>
           <w:lang w:val="es-CO"/>
         </w:rPr>
-        <w:t xml:space="preserve">Estas ecuaciones son </w:t>
+        <w:t>El movimiento parabólico es el resultado de combinar dos movimientos completamente independientes que ocurren al mismo tiempo: uno horizontal y uno vertical. El primero no tiene aceleración; el segundo sí. Entender esto por separado es lo que permite predecir exactamente dónde cae un proyectil.</w:t>
       </w:r>
+    </w:p>
+    <w:p>
+      <w:pPr>
+        <w:spacing w:before="200" w:after="80"/>
+        <w:rPr>
+          <w:rFonts w:ascii="Arial" w:eastAsia="Arial" w:hAnsi="Arial" w:cs="Arial"/>
+          <w:b/>
+          <w:bCs/>
+          <w:color w:val="F97316"/>
+          <w:sz w:val="23"/>
+          <w:szCs w:val="23"/>
+          <w:lang w:val="es-CO"/>
+        </w:rPr>
+      </w:pPr>
+    </w:p>
+    <w:p>
+      <w:pPr>
+        <w:spacing w:before="200" w:after="80"/>
+        <w:rPr>
+          <w:lang w:val="es-CO"/>
+        </w:rPr>
+      </w:pPr>
+      <w:r>
+        <w:rPr>
+          <w:rFonts w:ascii="Arial" w:eastAsia="Arial" w:hAnsi="Arial" w:cs="Arial"/>
+          <w:b/>
+          <w:bCs/>
+          <w:color w:val="F97316"/>
+          <w:sz w:val="23"/>
+          <w:szCs w:val="23"/>
+          <w:lang w:val="es-CO"/>
+        </w:rPr>
+        <w:t>3.1 La aceleración — qué fuerzas actúan y dónde</w:t>
+      </w:r>
+    </w:p>
+    <w:p>
+      <w:pPr>
+        <w:spacing w:before="60" w:after="80"/>
+        <w:rPr>
+          <w:lang w:val="es-CO"/>
+        </w:rPr>
+      </w:pPr>
       <w:r>
         <w:rPr>
           <w:rFonts w:ascii="Arial" w:eastAsia="Arial" w:hAnsi="Arial" w:cs="Arial"/>
@@ -1047,8 +982,286 @@
           <w:szCs w:val="22"/>
           <w:lang w:val="es-CO"/>
         </w:rPr>
-        <w:t>válidas</w:t>
+        <w:t>En condiciones ideales (sin resistencia del aire) solo actúa una fuerza sobre el proyectil una vez que es lanzado: la gravedad. Y la gravedad solo actúa en dirección vertical, hacia abajo.</w:t>
       </w:r>
+    </w:p>
+    <w:p>
+      <w:pPr>
+        <w:spacing w:before="80"/>
+        <w:rPr>
+          <w:lang w:val="es-CO"/>
+        </w:rPr>
+      </w:pPr>
+    </w:p>
+    <w:tbl>
+      <w:tblPr>
+        <w:tblW w:w="9360" w:type="dxa"/>
+        <w:tblBorders>
+          <w:top w:val="single" w:sz="4" w:space="0" w:color="auto"/>
+          <w:left w:val="single" w:sz="4" w:space="0" w:color="auto"/>
+          <w:bottom w:val="single" w:sz="4" w:space="0" w:color="auto"/>
+          <w:right w:val="single" w:sz="4" w:space="0" w:color="auto"/>
+          <w:insideH w:val="single" w:sz="4" w:space="0" w:color="auto"/>
+          <w:insideV w:val="single" w:sz="4" w:space="0" w:color="auto"/>
+        </w:tblBorders>
+        <w:tblCellMar>
+          <w:left w:w="10" w:type="dxa"/>
+          <w:right w:w="10" w:type="dxa"/>
+        </w:tblCellMar>
+        <w:tblLook w:val="04A0" w:firstRow="1" w:lastRow="0" w:firstColumn="1" w:lastColumn="0" w:noHBand="0" w:noVBand="1"/>
+      </w:tblPr>
+      <w:tblGrid>
+        <w:gridCol w:w="4680"/>
+        <w:gridCol w:w="4680"/>
+      </w:tblGrid>
+      <w:tr>
+        <w:tblPrEx>
+          <w:tblCellMar>
+            <w:top w:w="0" w:type="dxa"/>
+            <w:bottom w:w="0" w:type="dxa"/>
+          </w:tblCellMar>
+        </w:tblPrEx>
+        <w:tc>
+          <w:tcPr>
+            <w:tcW w:w="4680" w:type="dxa"/>
+            <w:tcBorders>
+              <w:top w:val="single" w:sz="1" w:space="0" w:color="CCCCCC"/>
+              <w:left w:val="single" w:sz="1" w:space="0" w:color="CCCCCC"/>
+              <w:bottom w:val="single" w:sz="1" w:space="0" w:color="CCCCCC"/>
+              <w:right w:val="single" w:sz="1" w:space="0" w:color="CCCCCC"/>
+            </w:tcBorders>
+            <w:shd w:val="clear" w:color="auto" w:fill="F0F4FF"/>
+            <w:tcMar>
+              <w:top w:w="120" w:type="dxa"/>
+              <w:left w:w="160" w:type="dxa"/>
+              <w:bottom w:w="120" w:type="dxa"/>
+              <w:right w:w="160" w:type="dxa"/>
+            </w:tcMar>
+          </w:tcPr>
+          <w:p>
+            <w:pPr>
+              <w:rPr>
+                <w:lang w:val="es-CO"/>
+              </w:rPr>
+            </w:pPr>
+            <w:r>
+              <w:rPr>
+                <w:rFonts w:ascii="Arial" w:eastAsia="Arial" w:hAnsi="Arial" w:cs="Arial"/>
+                <w:b/>
+                <w:bCs/>
+                <w:color w:val="3B82F6"/>
+                <w:sz w:val="18"/>
+                <w:szCs w:val="18"/>
+                <w:lang w:val="es-CO"/>
+              </w:rPr>
+              <w:t>EJE HORIZONTAL (x)</w:t>
+            </w:r>
+          </w:p>
+          <w:p>
+            <w:pPr>
+              <w:spacing w:before="60"/>
+              <w:rPr>
+                <w:i/>
+                <w:lang w:val="es-CO"/>
+              </w:rPr>
+            </w:pPr>
+            <m:oMathPara>
+              <m:oMath>
+                <m:sSub>
+                  <m:sSubPr>
+                    <m:ctrlPr>
+                      <w:rPr>
+                        <w:rFonts w:ascii="Cambria Math" w:hAnsi="Cambria Math"/>
+                        <w:i/>
+                        <w:lang w:val="es-CO"/>
+                      </w:rPr>
+                    </m:ctrlPr>
+                  </m:sSubPr>
+                  <m:e>
+                    <m:r>
+                      <w:rPr>
+                        <w:rFonts w:ascii="Cambria Math" w:hAnsi="Cambria Math"/>
+                        <w:lang w:val="es-CO"/>
+                      </w:rPr>
+                      <m:t>a</m:t>
+                    </m:r>
+                  </m:e>
+                  <m:sub>
+                    <m:r>
+                      <w:rPr>
+                        <w:rFonts w:ascii="Cambria Math" w:hAnsi="Cambria Math"/>
+                        <w:lang w:val="es-CO"/>
+                      </w:rPr>
+                      <m:t>x</m:t>
+                    </m:r>
+                  </m:sub>
+                </m:sSub>
+                <m:r>
+                  <w:rPr>
+                    <w:rFonts w:ascii="Cambria Math" w:hAnsi="Cambria Math"/>
+                    <w:lang w:val="es-CO"/>
+                  </w:rPr>
+                  <m:t>=0</m:t>
+                </m:r>
+              </m:oMath>
+            </m:oMathPara>
+          </w:p>
+        </w:tc>
+        <w:tc>
+          <w:tcPr>
+            <w:tcW w:w="4680" w:type="dxa"/>
+            <w:tcBorders>
+              <w:top w:val="single" w:sz="1" w:space="0" w:color="CCCCCC"/>
+              <w:left w:val="single" w:sz="1" w:space="0" w:color="CCCCCC"/>
+              <w:bottom w:val="single" w:sz="1" w:space="0" w:color="CCCCCC"/>
+              <w:right w:val="single" w:sz="1" w:space="0" w:color="CCCCCC"/>
+            </w:tcBorders>
+            <w:shd w:val="clear" w:color="auto" w:fill="FFF0F0"/>
+            <w:tcMar>
+              <w:top w:w="120" w:type="dxa"/>
+              <w:left w:w="160" w:type="dxa"/>
+              <w:bottom w:w="120" w:type="dxa"/>
+              <w:right w:w="160" w:type="dxa"/>
+            </w:tcMar>
+          </w:tcPr>
+          <w:p>
+            <w:pPr>
+              <w:rPr>
+                <w:lang w:val="es-CO"/>
+              </w:rPr>
+            </w:pPr>
+            <w:r>
+              <w:rPr>
+                <w:rFonts w:ascii="Arial" w:eastAsia="Arial" w:hAnsi="Arial" w:cs="Arial"/>
+                <w:b/>
+                <w:bCs/>
+                <w:color w:val="EF4444"/>
+                <w:sz w:val="18"/>
+                <w:szCs w:val="18"/>
+                <w:lang w:val="es-CO"/>
+              </w:rPr>
+              <w:t>EJE VERTICAL (y)</w:t>
+            </w:r>
+          </w:p>
+          <w:p>
+            <w:pPr>
+              <w:spacing w:before="60"/>
+              <w:rPr>
+                <w:b/>
+                <w:bCs/>
+                <w:lang w:val="es-CO"/>
+              </w:rPr>
+            </w:pPr>
+            <m:oMathPara>
+              <m:oMath>
+                <m:sSub>
+                  <m:sSubPr>
+                    <m:ctrlPr>
+                      <w:rPr>
+                        <w:rFonts w:ascii="Cambria Math" w:hAnsi="Cambria Math"/>
+                        <w:i/>
+                        <w:lang w:val="es-CO"/>
+                      </w:rPr>
+                    </m:ctrlPr>
+                  </m:sSubPr>
+                  <m:e>
+                    <m:r>
+                      <w:rPr>
+                        <w:rFonts w:ascii="Cambria Math" w:hAnsi="Cambria Math"/>
+                        <w:lang w:val="es-CO"/>
+                      </w:rPr>
+                      <m:t>a</m:t>
+                    </m:r>
+                  </m:e>
+                  <m:sub>
+                    <m:r>
+                      <w:rPr>
+                        <w:rFonts w:ascii="Cambria Math" w:hAnsi="Cambria Math"/>
+                        <w:lang w:val="es-CO"/>
+                      </w:rPr>
+                      <m:t>y</m:t>
+                    </m:r>
+                  </m:sub>
+                </m:sSub>
+                <m:r>
+                  <w:rPr>
+                    <w:rFonts w:ascii="Cambria Math" w:hAnsi="Cambria Math"/>
+                    <w:lang w:val="es-CO"/>
+                  </w:rPr>
+                  <m:t>=</m:t>
+                </m:r>
+                <m:r>
+                  <w:rPr>
+                    <w:rFonts w:ascii="Cambria Math" w:hAnsi="Cambria Math"/>
+                    <w:lang w:val="es-CO"/>
+                  </w:rPr>
+                  <m:t>-9.8</m:t>
+                </m:r>
+                <m:f>
+                  <m:fPr>
+                    <m:type m:val="skw"/>
+                    <m:ctrlPr>
+                      <w:rPr>
+                        <w:rFonts w:ascii="Cambria Math" w:hAnsi="Cambria Math"/>
+                        <w:i/>
+                        <w:lang w:val="es-CO"/>
+                      </w:rPr>
+                    </m:ctrlPr>
+                  </m:fPr>
+                  <m:num>
+                    <m:r>
+                      <w:rPr>
+                        <w:rFonts w:ascii="Cambria Math" w:hAnsi="Cambria Math"/>
+                        <w:lang w:val="es-CO"/>
+                      </w:rPr>
+                      <m:t>m</m:t>
+                    </m:r>
+                  </m:num>
+                  <m:den>
+                    <m:sSup>
+                      <m:sSupPr>
+                        <m:ctrlPr>
+                          <w:rPr>
+                            <w:rFonts w:ascii="Cambria Math" w:hAnsi="Cambria Math"/>
+                            <w:i/>
+                            <w:lang w:val="es-CO"/>
+                          </w:rPr>
+                        </m:ctrlPr>
+                      </m:sSupPr>
+                      <m:e>
+                        <m:r>
+                          <w:rPr>
+                            <w:rFonts w:ascii="Cambria Math" w:hAnsi="Cambria Math"/>
+                            <w:lang w:val="es-CO"/>
+                          </w:rPr>
+                          <m:t>s</m:t>
+                        </m:r>
+                      </m:e>
+                      <m:sup>
+                        <m:r>
+                          <w:rPr>
+                            <w:rFonts w:ascii="Cambria Math" w:hAnsi="Cambria Math"/>
+                            <w:lang w:val="es-CO"/>
+                          </w:rPr>
+                          <m:t>2</m:t>
+                        </m:r>
+                      </m:sup>
+                    </m:sSup>
+                  </m:den>
+                </m:f>
+              </m:oMath>
+            </m:oMathPara>
+          </w:p>
+        </w:tc>
+      </w:tr>
+    </w:tbl>
+    <w:p>
+      <w:pPr>
+        <w:spacing w:before="60" w:after="80"/>
+        <w:rPr>
+          <w:lang w:val="es-CO"/>
+        </w:rPr>
+      </w:pPr>
       <w:r>
         <w:rPr>
           <w:rFonts w:ascii="Arial" w:eastAsia="Arial" w:hAnsi="Arial" w:cs="Arial"/>
@@ -1056,7 +1269,7 @@
           <w:szCs w:val="22"/>
           <w:lang w:val="es-CO"/>
         </w:rPr>
-        <w:t xml:space="preserve"> cuando la altura inicial de lanzamiento es 0 m (desde el suelo). </w:t>
+        <w:t>Que aₓ = 0 significa que nada acelera ni frena el movimiento horizontal. Lo que el proyectil lleva en esa dirección cuando sale</w:t>
       </w:r>
       <w:r>
         <w:rPr>
@@ -1065,7 +1278,7 @@
           <w:szCs w:val="22"/>
           <w:lang w:val="es-CO"/>
         </w:rPr>
-        <w:t>ú</w:t>
+        <w:t xml:space="preserve"> en rapidez</w:t>
       </w:r>
       <w:r>
         <w:rPr>
@@ -1074,8 +1287,112 @@
           <w:szCs w:val="22"/>
           <w:lang w:val="es-CO"/>
         </w:rPr>
-        <w:t>salas</w:t>
+        <w:t>, lo mantiene hasta el final. Que aᵧ = −9.8 m/s² significa que la velocidad vertical cambia 9.8 m/s cada segundo, siempre hacia abajo.</w:t>
       </w:r>
+    </w:p>
+    <w:tbl>
+      <w:tblPr>
+        <w:tblW w:w="9360" w:type="dxa"/>
+        <w:tblBorders>
+          <w:top w:val="single" w:sz="4" w:space="0" w:color="auto"/>
+          <w:left w:val="single" w:sz="4" w:space="0" w:color="auto"/>
+          <w:bottom w:val="single" w:sz="4" w:space="0" w:color="auto"/>
+          <w:right w:val="single" w:sz="4" w:space="0" w:color="auto"/>
+          <w:insideH w:val="single" w:sz="4" w:space="0" w:color="auto"/>
+          <w:insideV w:val="single" w:sz="4" w:space="0" w:color="auto"/>
+        </w:tblBorders>
+        <w:tblCellMar>
+          <w:left w:w="10" w:type="dxa"/>
+          <w:right w:w="10" w:type="dxa"/>
+        </w:tblCellMar>
+        <w:tblLook w:val="04A0" w:firstRow="1" w:lastRow="0" w:firstColumn="1" w:lastColumn="0" w:noHBand="0" w:noVBand="1"/>
+      </w:tblPr>
+      <w:tblGrid>
+        <w:gridCol w:w="9360"/>
+      </w:tblGrid>
+      <w:tr>
+        <w:tblPrEx>
+          <w:tblCellMar>
+            <w:top w:w="0" w:type="dxa"/>
+            <w:bottom w:w="0" w:type="dxa"/>
+          </w:tblCellMar>
+        </w:tblPrEx>
+        <w:tc>
+          <w:tcPr>
+            <w:tcW w:w="9360" w:type="dxa"/>
+            <w:tcBorders>
+              <w:top w:val="single" w:sz="1" w:space="0" w:color="CCCCCC"/>
+              <w:left w:val="single" w:sz="8" w:space="0" w:color="F97316"/>
+              <w:bottom w:val="single" w:sz="1" w:space="0" w:color="CCCCCC"/>
+              <w:right w:val="single" w:sz="1" w:space="0" w:color="CCCCCC"/>
+            </w:tcBorders>
+            <w:shd w:val="clear" w:color="auto" w:fill="FFF7ED"/>
+            <w:tcMar>
+              <w:top w:w="100" w:type="dxa"/>
+              <w:left w:w="160" w:type="dxa"/>
+              <w:bottom w:w="100" w:type="dxa"/>
+              <w:right w:w="160" w:type="dxa"/>
+            </w:tcMar>
+          </w:tcPr>
+          <w:p>
+            <w:pPr>
+              <w:rPr>
+                <w:lang w:val="es-CO"/>
+              </w:rPr>
+            </w:pPr>
+            <w:r>
+              <w:rPr>
+                <w:rFonts w:ascii="Arial" w:eastAsia="Arial" w:hAnsi="Arial" w:cs="Arial"/>
+                <w:color w:val="444444"/>
+                <w:lang w:val="es-CO"/>
+              </w:rPr>
+              <w:t>Clave: los dos ejes son independientes. Lo que pasa en el eje vertical no altera para nada lo que pasa en el eje horizontal, y viceversa.</w:t>
+            </w:r>
+          </w:p>
+        </w:tc>
+      </w:tr>
+    </w:tbl>
+    <w:p>
+      <w:pPr>
+        <w:spacing w:before="200" w:after="80"/>
+        <w:rPr>
+          <w:rFonts w:ascii="Arial" w:eastAsia="Arial" w:hAnsi="Arial" w:cs="Arial"/>
+          <w:b/>
+          <w:bCs/>
+          <w:color w:val="F97316"/>
+          <w:sz w:val="23"/>
+          <w:szCs w:val="23"/>
+          <w:lang w:val="es-CO"/>
+        </w:rPr>
+      </w:pPr>
+    </w:p>
+    <w:p>
+      <w:pPr>
+        <w:spacing w:before="200" w:after="80"/>
+        <w:rPr>
+          <w:lang w:val="es-CO"/>
+        </w:rPr>
+      </w:pPr>
+      <w:r>
+        <w:rPr>
+          <w:rFonts w:ascii="Arial" w:eastAsia="Arial" w:hAnsi="Arial" w:cs="Arial"/>
+          <w:b/>
+          <w:bCs/>
+          <w:color w:val="F97316"/>
+          <w:sz w:val="23"/>
+          <w:szCs w:val="23"/>
+          <w:lang w:val="es-CO"/>
+        </w:rPr>
+        <w:t>3.2 La velocidad — cómo cambia con el tiempo</w:t>
+      </w:r>
+    </w:p>
+    <w:p>
+      <w:pPr>
+        <w:spacing w:before="60" w:after="80"/>
+        <w:rPr>
+          <w:lang w:val="es-CO"/>
+        </w:rPr>
+      </w:pPr>
       <w:r>
         <w:rPr>
           <w:rFonts w:ascii="Arial" w:eastAsia="Arial" w:hAnsi="Arial" w:cs="Arial"/>
@@ -1083,7 +1400,1685 @@
           <w:szCs w:val="22"/>
           <w:lang w:val="es-CO"/>
         </w:rPr>
-        <w:t xml:space="preserve"> para verificar tus datos medidos en las Partes A y B.</w:t>
+        <w:t>La velocidad inicial v₀ se puede descomponer en dos componentes usando el ángulo de lanzamiento θ:</w:t>
+      </w:r>
+    </w:p>
+    <w:p>
+      <w:pPr>
+        <w:spacing w:before="80"/>
+        <w:rPr>
+          <w:lang w:val="es-CO"/>
+        </w:rPr>
+      </w:pPr>
+    </w:p>
+    <w:tbl>
+      <w:tblPr>
+        <w:tblW w:w="9360" w:type="dxa"/>
+        <w:tblBorders>
+          <w:top w:val="single" w:sz="4" w:space="0" w:color="auto"/>
+          <w:left w:val="single" w:sz="4" w:space="0" w:color="auto"/>
+          <w:bottom w:val="single" w:sz="4" w:space="0" w:color="auto"/>
+          <w:right w:val="single" w:sz="4" w:space="0" w:color="auto"/>
+          <w:insideH w:val="single" w:sz="4" w:space="0" w:color="auto"/>
+          <w:insideV w:val="single" w:sz="4" w:space="0" w:color="auto"/>
+        </w:tblBorders>
+        <w:tblCellMar>
+          <w:left w:w="10" w:type="dxa"/>
+          <w:right w:w="10" w:type="dxa"/>
+        </w:tblCellMar>
+        <w:tblLook w:val="04A0" w:firstRow="1" w:lastRow="0" w:firstColumn="1" w:lastColumn="0" w:noHBand="0" w:noVBand="1"/>
+      </w:tblPr>
+      <w:tblGrid>
+        <w:gridCol w:w="4680"/>
+        <w:gridCol w:w="4680"/>
+      </w:tblGrid>
+      <w:tr>
+        <w:tblPrEx>
+          <w:tblCellMar>
+            <w:top w:w="0" w:type="dxa"/>
+            <w:bottom w:w="0" w:type="dxa"/>
+          </w:tblCellMar>
+        </w:tblPrEx>
+        <w:tc>
+          <w:tcPr>
+            <w:tcW w:w="4680" w:type="dxa"/>
+            <w:tcBorders>
+              <w:top w:val="single" w:sz="1" w:space="0" w:color="CCCCCC"/>
+              <w:left w:val="single" w:sz="1" w:space="0" w:color="CCCCCC"/>
+              <w:bottom w:val="single" w:sz="1" w:space="0" w:color="CCCCCC"/>
+              <w:right w:val="single" w:sz="1" w:space="0" w:color="CCCCCC"/>
+            </w:tcBorders>
+            <w:shd w:val="clear" w:color="auto" w:fill="F0F4FF"/>
+            <w:tcMar>
+              <w:top w:w="120" w:type="dxa"/>
+              <w:left w:w="160" w:type="dxa"/>
+              <w:bottom w:w="120" w:type="dxa"/>
+              <w:right w:w="160" w:type="dxa"/>
+            </w:tcMar>
+          </w:tcPr>
+          <w:p>
+            <w:pPr>
+              <w:rPr>
+                <w:lang w:val="es-CO"/>
+              </w:rPr>
+            </w:pPr>
+            <w:r>
+              <w:rPr>
+                <w:rFonts w:ascii="Arial" w:eastAsia="Arial" w:hAnsi="Arial" w:cs="Arial"/>
+                <w:b/>
+                <w:bCs/>
+                <w:color w:val="3B82F6"/>
+                <w:sz w:val="18"/>
+                <w:szCs w:val="18"/>
+                <w:lang w:val="es-CO"/>
+              </w:rPr>
+              <w:t>COMPONENTE HORIZONTAL</w:t>
+            </w:r>
+          </w:p>
+          <w:p>
+            <w:pPr>
+              <w:spacing w:before="60"/>
+              <w:rPr>
+                <w:lang w:val="es-CO"/>
+              </w:rPr>
+            </w:pPr>
+            <m:oMathPara>
+              <m:oMath>
+                <m:sSub>
+                  <m:sSubPr>
+                    <m:ctrlPr>
+                      <w:rPr>
+                        <w:rFonts w:ascii="Cambria Math" w:hAnsi="Cambria Math"/>
+                        <w:i/>
+                        <w:lang w:val="es-CO"/>
+                      </w:rPr>
+                    </m:ctrlPr>
+                  </m:sSubPr>
+                  <m:e>
+                    <m:r>
+                      <w:rPr>
+                        <w:rFonts w:ascii="Cambria Math" w:hAnsi="Cambria Math"/>
+                        <w:lang w:val="es-CO"/>
+                      </w:rPr>
+                      <m:t>v</m:t>
+                    </m:r>
+                  </m:e>
+                  <m:sub>
+                    <m:r>
+                      <w:rPr>
+                        <w:rFonts w:ascii="Cambria Math" w:hAnsi="Cambria Math"/>
+                        <w:lang w:val="es-CO"/>
+                      </w:rPr>
+                      <m:t>x0</m:t>
+                    </m:r>
+                  </m:sub>
+                </m:sSub>
+                <m:r>
+                  <w:rPr>
+                    <w:rFonts w:ascii="Cambria Math" w:hAnsi="Cambria Math"/>
+                    <w:lang w:val="es-CO"/>
+                  </w:rPr>
+                  <m:t>=</m:t>
+                </m:r>
+                <m:sSub>
+                  <m:sSubPr>
+                    <m:ctrlPr>
+                      <w:rPr>
+                        <w:rFonts w:ascii="Cambria Math" w:hAnsi="Cambria Math"/>
+                        <w:i/>
+                        <w:lang w:val="es-CO"/>
+                      </w:rPr>
+                    </m:ctrlPr>
+                  </m:sSubPr>
+                  <m:e>
+                    <m:r>
+                      <w:rPr>
+                        <w:rFonts w:ascii="Cambria Math" w:hAnsi="Cambria Math"/>
+                        <w:lang w:val="es-CO"/>
+                      </w:rPr>
+                      <m:t>v</m:t>
+                    </m:r>
+                  </m:e>
+                  <m:sub>
+                    <m:r>
+                      <w:rPr>
+                        <w:rFonts w:ascii="Cambria Math" w:hAnsi="Cambria Math"/>
+                        <w:lang w:val="es-CO"/>
+                      </w:rPr>
+                      <m:t>0</m:t>
+                    </m:r>
+                  </m:sub>
+                </m:sSub>
+                <m:func>
+                  <m:funcPr>
+                    <m:ctrlPr>
+                      <w:rPr>
+                        <w:rFonts w:ascii="Cambria Math" w:hAnsi="Cambria Math"/>
+                        <w:i/>
+                        <w:lang w:val="es-CO"/>
+                      </w:rPr>
+                    </m:ctrlPr>
+                  </m:funcPr>
+                  <m:fName>
+                    <m:r>
+                      <m:rPr>
+                        <m:sty m:val="p"/>
+                      </m:rPr>
+                      <w:rPr>
+                        <w:rFonts w:ascii="Cambria Math" w:hAnsi="Cambria Math"/>
+                        <w:lang w:val="es-CO"/>
+                      </w:rPr>
+                      <m:t>cos</m:t>
+                    </m:r>
+                  </m:fName>
+                  <m:e>
+                    <m:r>
+                      <w:rPr>
+                        <w:rFonts w:ascii="Cambria Math" w:hAnsi="Cambria Math"/>
+                        <w:lang w:val="es-CO"/>
+                      </w:rPr>
+                      <m:t>θ</m:t>
+                    </m:r>
+                  </m:e>
+                </m:func>
+              </m:oMath>
+            </m:oMathPara>
+          </w:p>
+        </w:tc>
+        <w:tc>
+          <w:tcPr>
+            <w:tcW w:w="4680" w:type="dxa"/>
+            <w:tcBorders>
+              <w:top w:val="single" w:sz="1" w:space="0" w:color="CCCCCC"/>
+              <w:left w:val="single" w:sz="1" w:space="0" w:color="CCCCCC"/>
+              <w:bottom w:val="single" w:sz="1" w:space="0" w:color="CCCCCC"/>
+              <w:right w:val="single" w:sz="1" w:space="0" w:color="CCCCCC"/>
+            </w:tcBorders>
+            <w:shd w:val="clear" w:color="auto" w:fill="FFF0F0"/>
+            <w:tcMar>
+              <w:top w:w="120" w:type="dxa"/>
+              <w:left w:w="160" w:type="dxa"/>
+              <w:bottom w:w="120" w:type="dxa"/>
+              <w:right w:w="160" w:type="dxa"/>
+            </w:tcMar>
+          </w:tcPr>
+          <w:p>
+            <w:pPr>
+              <w:rPr>
+                <w:lang w:val="es-CO"/>
+              </w:rPr>
+            </w:pPr>
+            <w:r>
+              <w:rPr>
+                <w:rFonts w:ascii="Arial" w:eastAsia="Arial" w:hAnsi="Arial" w:cs="Arial"/>
+                <w:b/>
+                <w:bCs/>
+                <w:color w:val="EF4444"/>
+                <w:sz w:val="18"/>
+                <w:szCs w:val="18"/>
+                <w:lang w:val="es-CO"/>
+              </w:rPr>
+              <w:t>COMPONENTE VERTICAL</w:t>
+            </w:r>
+          </w:p>
+          <w:p>
+            <w:pPr>
+              <w:spacing w:before="60"/>
+              <w:rPr>
+                <w:lang w:val="es-CO"/>
+              </w:rPr>
+            </w:pPr>
+            <m:oMathPara>
+              <m:oMath>
+                <m:sSub>
+                  <m:sSubPr>
+                    <m:ctrlPr>
+                      <w:rPr>
+                        <w:rFonts w:ascii="Cambria Math" w:hAnsi="Cambria Math"/>
+                        <w:i/>
+                        <w:lang w:val="es-CO"/>
+                      </w:rPr>
+                    </m:ctrlPr>
+                  </m:sSubPr>
+                  <m:e>
+                    <m:r>
+                      <w:rPr>
+                        <w:rFonts w:ascii="Cambria Math" w:hAnsi="Cambria Math"/>
+                        <w:lang w:val="es-CO"/>
+                      </w:rPr>
+                      <m:t>v</m:t>
+                    </m:r>
+                  </m:e>
+                  <m:sub>
+                    <m:r>
+                      <w:rPr>
+                        <w:rFonts w:ascii="Cambria Math" w:hAnsi="Cambria Math"/>
+                        <w:lang w:val="es-CO"/>
+                      </w:rPr>
+                      <m:t>y</m:t>
+                    </m:r>
+                    <m:r>
+                      <w:rPr>
+                        <w:rFonts w:ascii="Cambria Math" w:hAnsi="Cambria Math"/>
+                        <w:lang w:val="es-CO"/>
+                      </w:rPr>
+                      <m:t>0</m:t>
+                    </m:r>
+                  </m:sub>
+                </m:sSub>
+                <m:r>
+                  <w:rPr>
+                    <w:rFonts w:ascii="Cambria Math" w:hAnsi="Cambria Math"/>
+                    <w:lang w:val="es-CO"/>
+                  </w:rPr>
+                  <m:t>=</m:t>
+                </m:r>
+                <m:sSub>
+                  <m:sSubPr>
+                    <m:ctrlPr>
+                      <w:rPr>
+                        <w:rFonts w:ascii="Cambria Math" w:hAnsi="Cambria Math"/>
+                        <w:i/>
+                        <w:lang w:val="es-CO"/>
+                      </w:rPr>
+                    </m:ctrlPr>
+                  </m:sSubPr>
+                  <m:e>
+                    <m:r>
+                      <w:rPr>
+                        <w:rFonts w:ascii="Cambria Math" w:hAnsi="Cambria Math"/>
+                        <w:lang w:val="es-CO"/>
+                      </w:rPr>
+                      <m:t>v</m:t>
+                    </m:r>
+                  </m:e>
+                  <m:sub>
+                    <m:r>
+                      <w:rPr>
+                        <w:rFonts w:ascii="Cambria Math" w:hAnsi="Cambria Math"/>
+                        <w:lang w:val="es-CO"/>
+                      </w:rPr>
+                      <m:t>0</m:t>
+                    </m:r>
+                  </m:sub>
+                </m:sSub>
+                <m:func>
+                  <m:funcPr>
+                    <m:ctrlPr>
+                      <w:rPr>
+                        <w:rFonts w:ascii="Cambria Math" w:hAnsi="Cambria Math"/>
+                        <w:i/>
+                        <w:lang w:val="es-CO"/>
+                      </w:rPr>
+                    </m:ctrlPr>
+                  </m:funcPr>
+                  <m:fName>
+                    <m:r>
+                      <m:rPr>
+                        <m:sty m:val="p"/>
+                      </m:rPr>
+                      <w:rPr>
+                        <w:rFonts w:ascii="Cambria Math" w:hAnsi="Cambria Math"/>
+                        <w:lang w:val="es-CO"/>
+                      </w:rPr>
+                      <m:t>sin</m:t>
+                    </m:r>
+                  </m:fName>
+                  <m:e>
+                    <m:r>
+                      <w:rPr>
+                        <w:rFonts w:ascii="Cambria Math" w:hAnsi="Cambria Math"/>
+                        <w:lang w:val="es-CO"/>
+                      </w:rPr>
+                      <m:t>θ</m:t>
+                    </m:r>
+                  </m:e>
+                </m:func>
+              </m:oMath>
+            </m:oMathPara>
+          </w:p>
+        </w:tc>
+      </w:tr>
+    </w:tbl>
+    <w:p>
+      <w:pPr>
+        <w:spacing w:before="60" w:after="80"/>
+        <w:rPr>
+          <w:lang w:val="es-CO"/>
+        </w:rPr>
+      </w:pPr>
+      <w:r>
+        <w:rPr>
+          <w:rFonts w:ascii="Arial" w:eastAsia="Arial" w:hAnsi="Arial" w:cs="Arial"/>
+          <w:sz w:val="22"/>
+          <w:szCs w:val="22"/>
+          <w:lang w:val="es-CO"/>
+        </w:rPr>
+        <w:t>Durante el vuelo, la componente horizontal no cambia porque aₓ = 0. La vertical sí cambia porque aᵧ = −9.8 m/s²:</w:t>
+      </w:r>
+    </w:p>
+    <w:p>
+      <w:pPr>
+        <w:spacing w:before="80"/>
+        <w:rPr>
+          <w:lang w:val="es-CO"/>
+        </w:rPr>
+      </w:pPr>
+    </w:p>
+    <w:tbl>
+      <w:tblPr>
+        <w:tblW w:w="9360" w:type="dxa"/>
+        <w:tblBorders>
+          <w:top w:val="single" w:sz="4" w:space="0" w:color="auto"/>
+          <w:left w:val="single" w:sz="4" w:space="0" w:color="auto"/>
+          <w:bottom w:val="single" w:sz="4" w:space="0" w:color="auto"/>
+          <w:right w:val="single" w:sz="4" w:space="0" w:color="auto"/>
+          <w:insideH w:val="single" w:sz="4" w:space="0" w:color="auto"/>
+          <w:insideV w:val="single" w:sz="4" w:space="0" w:color="auto"/>
+        </w:tblBorders>
+        <w:tblCellMar>
+          <w:left w:w="10" w:type="dxa"/>
+          <w:right w:w="10" w:type="dxa"/>
+        </w:tblCellMar>
+        <w:tblLook w:val="04A0" w:firstRow="1" w:lastRow="0" w:firstColumn="1" w:lastColumn="0" w:noHBand="0" w:noVBand="1"/>
+      </w:tblPr>
+      <w:tblGrid>
+        <w:gridCol w:w="4680"/>
+        <w:gridCol w:w="4680"/>
+      </w:tblGrid>
+      <w:tr>
+        <w:tblPrEx>
+          <w:tblCellMar>
+            <w:top w:w="0" w:type="dxa"/>
+            <w:bottom w:w="0" w:type="dxa"/>
+          </w:tblCellMar>
+        </w:tblPrEx>
+        <w:tc>
+          <w:tcPr>
+            <w:tcW w:w="4680" w:type="dxa"/>
+            <w:tcBorders>
+              <w:top w:val="single" w:sz="1" w:space="0" w:color="CCCCCC"/>
+              <w:left w:val="single" w:sz="1" w:space="0" w:color="CCCCCC"/>
+              <w:bottom w:val="single" w:sz="1" w:space="0" w:color="CCCCCC"/>
+              <w:right w:val="single" w:sz="1" w:space="0" w:color="CCCCCC"/>
+            </w:tcBorders>
+            <w:shd w:val="clear" w:color="auto" w:fill="F0F4FF"/>
+            <w:tcMar>
+              <w:top w:w="120" w:type="dxa"/>
+              <w:left w:w="160" w:type="dxa"/>
+              <w:bottom w:w="120" w:type="dxa"/>
+              <w:right w:w="160" w:type="dxa"/>
+            </w:tcMar>
+          </w:tcPr>
+          <w:p>
+            <w:pPr>
+              <w:rPr>
+                <w:lang w:val="es-CO"/>
+              </w:rPr>
+            </w:pPr>
+            <w:r>
+              <w:rPr>
+                <w:rFonts w:ascii="Arial" w:eastAsia="Arial" w:hAnsi="Arial" w:cs="Arial"/>
+                <w:b/>
+                <w:bCs/>
+                <w:color w:val="3B82F6"/>
+                <w:sz w:val="18"/>
+                <w:szCs w:val="18"/>
+                <w:lang w:val="es-CO"/>
+              </w:rPr>
+              <w:t>COMPONENTE HORIZONTAL</w:t>
+            </w:r>
+          </w:p>
+          <w:p>
+            <w:pPr>
+              <w:spacing w:before="60"/>
+              <w:rPr>
+                <w:lang w:val="es-CO"/>
+              </w:rPr>
+            </w:pPr>
+            <m:oMathPara>
+              <m:oMath>
+                <m:sSub>
+                  <m:sSubPr>
+                    <m:ctrlPr>
+                      <w:rPr>
+                        <w:rFonts w:ascii="Cambria Math" w:hAnsi="Cambria Math"/>
+                        <w:i/>
+                        <w:lang w:val="es-CO"/>
+                      </w:rPr>
+                    </m:ctrlPr>
+                  </m:sSubPr>
+                  <m:e>
+                    <m:r>
+                      <w:rPr>
+                        <w:rFonts w:ascii="Cambria Math" w:hAnsi="Cambria Math"/>
+                        <w:lang w:val="es-CO"/>
+                      </w:rPr>
+                      <m:t>v</m:t>
+                    </m:r>
+                  </m:e>
+                  <m:sub>
+                    <m:r>
+                      <w:rPr>
+                        <w:rFonts w:ascii="Cambria Math" w:hAnsi="Cambria Math"/>
+                        <w:lang w:val="es-CO"/>
+                      </w:rPr>
+                      <m:t>x</m:t>
+                    </m:r>
+                  </m:sub>
+                </m:sSub>
+                <m:d>
+                  <m:dPr>
+                    <m:ctrlPr>
+                      <w:rPr>
+                        <w:rFonts w:ascii="Cambria Math" w:hAnsi="Cambria Math"/>
+                        <w:i/>
+                        <w:lang w:val="es-CO"/>
+                      </w:rPr>
+                    </m:ctrlPr>
+                  </m:dPr>
+                  <m:e>
+                    <m:r>
+                      <w:rPr>
+                        <w:rFonts w:ascii="Cambria Math" w:hAnsi="Cambria Math"/>
+                        <w:lang w:val="es-CO"/>
+                      </w:rPr>
+                      <m:t>t</m:t>
+                    </m:r>
+                  </m:e>
+                </m:d>
+                <m:r>
+                  <w:rPr>
+                    <w:rFonts w:ascii="Cambria Math" w:hAnsi="Cambria Math"/>
+                    <w:lang w:val="es-CO"/>
+                  </w:rPr>
+                  <m:t>=</m:t>
+                </m:r>
+                <m:sSub>
+                  <m:sSubPr>
+                    <m:ctrlPr>
+                      <w:rPr>
+                        <w:rFonts w:ascii="Cambria Math" w:hAnsi="Cambria Math"/>
+                        <w:i/>
+                        <w:lang w:val="es-CO"/>
+                      </w:rPr>
+                    </m:ctrlPr>
+                  </m:sSubPr>
+                  <m:e>
+                    <m:r>
+                      <w:rPr>
+                        <w:rFonts w:ascii="Cambria Math" w:hAnsi="Cambria Math"/>
+                        <w:lang w:val="es-CO"/>
+                      </w:rPr>
+                      <m:t>v</m:t>
+                    </m:r>
+                  </m:e>
+                  <m:sub>
+                    <m:r>
+                      <w:rPr>
+                        <w:rFonts w:ascii="Cambria Math" w:hAnsi="Cambria Math"/>
+                        <w:lang w:val="es-CO"/>
+                      </w:rPr>
+                      <m:t>0</m:t>
+                    </m:r>
+                  </m:sub>
+                </m:sSub>
+                <m:func>
+                  <m:funcPr>
+                    <m:ctrlPr>
+                      <w:rPr>
+                        <w:rFonts w:ascii="Cambria Math" w:hAnsi="Cambria Math"/>
+                        <w:i/>
+                        <w:lang w:val="es-CO"/>
+                      </w:rPr>
+                    </m:ctrlPr>
+                  </m:funcPr>
+                  <m:fName>
+                    <m:r>
+                      <m:rPr>
+                        <m:sty m:val="p"/>
+                      </m:rPr>
+                      <w:rPr>
+                        <w:rFonts w:ascii="Cambria Math" w:hAnsi="Cambria Math"/>
+                        <w:lang w:val="es-CO"/>
+                      </w:rPr>
+                      <m:t>cos</m:t>
+                    </m:r>
+                  </m:fName>
+                  <m:e>
+                    <m:r>
+                      <w:rPr>
+                        <w:rFonts w:ascii="Cambria Math" w:hAnsi="Cambria Math"/>
+                        <w:lang w:val="es-CO"/>
+                      </w:rPr>
+                      <m:t>θ</m:t>
+                    </m:r>
+                  </m:e>
+                </m:func>
+              </m:oMath>
+            </m:oMathPara>
+          </w:p>
+        </w:tc>
+        <w:tc>
+          <w:tcPr>
+            <w:tcW w:w="4680" w:type="dxa"/>
+            <w:tcBorders>
+              <w:top w:val="single" w:sz="1" w:space="0" w:color="CCCCCC"/>
+              <w:left w:val="single" w:sz="1" w:space="0" w:color="CCCCCC"/>
+              <w:bottom w:val="single" w:sz="1" w:space="0" w:color="CCCCCC"/>
+              <w:right w:val="single" w:sz="1" w:space="0" w:color="CCCCCC"/>
+            </w:tcBorders>
+            <w:shd w:val="clear" w:color="auto" w:fill="FFF0F0"/>
+            <w:tcMar>
+              <w:top w:w="120" w:type="dxa"/>
+              <w:left w:w="160" w:type="dxa"/>
+              <w:bottom w:w="120" w:type="dxa"/>
+              <w:right w:w="160" w:type="dxa"/>
+            </w:tcMar>
+          </w:tcPr>
+          <w:p>
+            <w:pPr>
+              <w:rPr>
+                <w:lang w:val="es-CO"/>
+              </w:rPr>
+            </w:pPr>
+            <w:r>
+              <w:rPr>
+                <w:rFonts w:ascii="Arial" w:eastAsia="Arial" w:hAnsi="Arial" w:cs="Arial"/>
+                <w:b/>
+                <w:bCs/>
+                <w:color w:val="EF4444"/>
+                <w:sz w:val="18"/>
+                <w:szCs w:val="18"/>
+                <w:lang w:val="es-CO"/>
+              </w:rPr>
+              <w:t>COMPONENTE VERTICAL</w:t>
+            </w:r>
+          </w:p>
+          <w:p>
+            <w:pPr>
+              <w:spacing w:before="60"/>
+              <w:rPr>
+                <w:lang w:val="es-CO"/>
+              </w:rPr>
+            </w:pPr>
+            <m:oMathPara>
+              <m:oMath>
+                <m:sSub>
+                  <m:sSubPr>
+                    <m:ctrlPr>
+                      <w:rPr>
+                        <w:rFonts w:ascii="Cambria Math" w:hAnsi="Cambria Math"/>
+                        <w:i/>
+                        <w:lang w:val="es-CO"/>
+                      </w:rPr>
+                    </m:ctrlPr>
+                  </m:sSubPr>
+                  <m:e>
+                    <m:r>
+                      <w:rPr>
+                        <w:rFonts w:ascii="Cambria Math" w:hAnsi="Cambria Math"/>
+                        <w:lang w:val="es-CO"/>
+                      </w:rPr>
+                      <m:t>v</m:t>
+                    </m:r>
+                  </m:e>
+                  <m:sub>
+                    <m:r>
+                      <w:rPr>
+                        <w:rFonts w:ascii="Cambria Math" w:hAnsi="Cambria Math"/>
+                        <w:lang w:val="es-CO"/>
+                      </w:rPr>
+                      <m:t>y</m:t>
+                    </m:r>
+                  </m:sub>
+                </m:sSub>
+                <m:d>
+                  <m:dPr>
+                    <m:ctrlPr>
+                      <w:rPr>
+                        <w:rFonts w:ascii="Cambria Math" w:hAnsi="Cambria Math"/>
+                        <w:i/>
+                        <w:lang w:val="es-CO"/>
+                      </w:rPr>
+                    </m:ctrlPr>
+                  </m:dPr>
+                  <m:e>
+                    <m:r>
+                      <w:rPr>
+                        <w:rFonts w:ascii="Cambria Math" w:hAnsi="Cambria Math"/>
+                        <w:lang w:val="es-CO"/>
+                      </w:rPr>
+                      <m:t>t</m:t>
+                    </m:r>
+                  </m:e>
+                </m:d>
+                <m:r>
+                  <w:rPr>
+                    <w:rFonts w:ascii="Cambria Math" w:hAnsi="Cambria Math"/>
+                    <w:lang w:val="es-CO"/>
+                  </w:rPr>
+                  <m:t>=</m:t>
+                </m:r>
+                <m:sSub>
+                  <m:sSubPr>
+                    <m:ctrlPr>
+                      <w:rPr>
+                        <w:rFonts w:ascii="Cambria Math" w:hAnsi="Cambria Math"/>
+                        <w:i/>
+                        <w:lang w:val="es-CO"/>
+                      </w:rPr>
+                    </m:ctrlPr>
+                  </m:sSubPr>
+                  <m:e>
+                    <m:r>
+                      <w:rPr>
+                        <w:rFonts w:ascii="Cambria Math" w:hAnsi="Cambria Math"/>
+                        <w:lang w:val="es-CO"/>
+                      </w:rPr>
+                      <m:t>v</m:t>
+                    </m:r>
+                  </m:e>
+                  <m:sub>
+                    <m:r>
+                      <w:rPr>
+                        <w:rFonts w:ascii="Cambria Math" w:hAnsi="Cambria Math"/>
+                        <w:lang w:val="es-CO"/>
+                      </w:rPr>
+                      <m:t>0</m:t>
+                    </m:r>
+                  </m:sub>
+                </m:sSub>
+                <m:func>
+                  <m:funcPr>
+                    <m:ctrlPr>
+                      <w:rPr>
+                        <w:rFonts w:ascii="Cambria Math" w:hAnsi="Cambria Math"/>
+                        <w:i/>
+                        <w:lang w:val="es-CO"/>
+                      </w:rPr>
+                    </m:ctrlPr>
+                  </m:funcPr>
+                  <m:fName>
+                    <m:r>
+                      <m:rPr>
+                        <m:sty m:val="p"/>
+                      </m:rPr>
+                      <w:rPr>
+                        <w:rFonts w:ascii="Cambria Math" w:hAnsi="Cambria Math"/>
+                        <w:lang w:val="es-CO"/>
+                      </w:rPr>
+                      <m:t>sin</m:t>
+                    </m:r>
+                  </m:fName>
+                  <m:e>
+                    <m:r>
+                      <w:rPr>
+                        <w:rFonts w:ascii="Cambria Math" w:hAnsi="Cambria Math"/>
+                        <w:lang w:val="es-CO"/>
+                      </w:rPr>
+                      <m:t>θ</m:t>
+                    </m:r>
+                  </m:e>
+                </m:func>
+                <m:r>
+                  <w:rPr>
+                    <w:rFonts w:ascii="Cambria Math" w:hAnsi="Cambria Math"/>
+                    <w:lang w:val="es-CO"/>
+                  </w:rPr>
+                  <m:t>-gt</m:t>
+                </m:r>
+              </m:oMath>
+            </m:oMathPara>
+          </w:p>
+        </w:tc>
+      </w:tr>
+    </w:tbl>
+    <w:p>
+      <w:pPr>
+        <w:spacing w:before="60" w:after="80"/>
+        <w:rPr>
+          <w:lang w:val="es-CO"/>
+        </w:rPr>
+      </w:pPr>
+      <w:r>
+        <w:rPr>
+          <w:rFonts w:ascii="Arial" w:eastAsia="Arial" w:hAnsi="Arial" w:cs="Arial"/>
+          <w:sz w:val="22"/>
+          <w:szCs w:val="22"/>
+          <w:lang w:val="es-CO"/>
+        </w:rPr>
+        <w:t>En la altura máxima, la velocidad vertical es exactamente cero. El proyectil no sube más, pero tampoco ha empezado a bajar. En ese instante solo tiene velocidad horizontal.</w:t>
+      </w:r>
+    </w:p>
+    <w:tbl>
+      <w:tblPr>
+        <w:tblW w:w="9360" w:type="dxa"/>
+        <w:tblBorders>
+          <w:top w:val="single" w:sz="4" w:space="0" w:color="auto"/>
+          <w:left w:val="single" w:sz="4" w:space="0" w:color="auto"/>
+          <w:bottom w:val="single" w:sz="4" w:space="0" w:color="auto"/>
+          <w:right w:val="single" w:sz="4" w:space="0" w:color="auto"/>
+          <w:insideH w:val="single" w:sz="4" w:space="0" w:color="auto"/>
+          <w:insideV w:val="single" w:sz="4" w:space="0" w:color="auto"/>
+        </w:tblBorders>
+        <w:tblCellMar>
+          <w:left w:w="10" w:type="dxa"/>
+          <w:right w:w="10" w:type="dxa"/>
+        </w:tblCellMar>
+        <w:tblLook w:val="04A0" w:firstRow="1" w:lastRow="0" w:firstColumn="1" w:lastColumn="0" w:noHBand="0" w:noVBand="1"/>
+      </w:tblPr>
+      <w:tblGrid>
+        <w:gridCol w:w="9360"/>
+      </w:tblGrid>
+      <w:tr>
+        <w:tblPrEx>
+          <w:tblCellMar>
+            <w:top w:w="0" w:type="dxa"/>
+            <w:bottom w:w="0" w:type="dxa"/>
+          </w:tblCellMar>
+        </w:tblPrEx>
+        <w:trPr>
+          <w:trHeight w:val="654"/>
+        </w:trPr>
+        <w:tc>
+          <w:tcPr>
+            <w:tcW w:w="9360" w:type="dxa"/>
+            <w:tcBorders>
+              <w:top w:val="single" w:sz="1" w:space="0" w:color="CCCCCC"/>
+              <w:left w:val="single" w:sz="8" w:space="0" w:color="38BDF8"/>
+              <w:bottom w:val="single" w:sz="1" w:space="0" w:color="CCCCCC"/>
+              <w:right w:val="single" w:sz="1" w:space="0" w:color="CCCCCC"/>
+            </w:tcBorders>
+            <w:shd w:val="clear" w:color="auto" w:fill="EFF8FF"/>
+            <w:tcMar>
+              <w:top w:w="100" w:type="dxa"/>
+              <w:left w:w="160" w:type="dxa"/>
+              <w:bottom w:w="100" w:type="dxa"/>
+              <w:right w:w="160" w:type="dxa"/>
+            </w:tcMar>
+          </w:tcPr>
+          <w:p>
+            <w:pPr>
+              <w:rPr>
+                <w:lang w:val="es-CO"/>
+              </w:rPr>
+            </w:pPr>
+            <w:r>
+              <w:rPr>
+                <w:rFonts w:ascii="Arial" w:eastAsia="Arial" w:hAnsi="Arial" w:cs="Arial"/>
+                <w:color w:val="444444"/>
+                <w:lang w:val="es-CO"/>
+              </w:rPr>
+              <w:t xml:space="preserve">La altura máxima ocurre cuando vᵧ(t) = 0, es decir cuando v₀·sen(θ) = </w:t>
+            </w:r>
+            <w:proofErr w:type="spellStart"/>
+            <w:r>
+              <w:rPr>
+                <w:rFonts w:ascii="Arial" w:eastAsia="Arial" w:hAnsi="Arial" w:cs="Arial"/>
+                <w:color w:val="444444"/>
+                <w:lang w:val="es-CO"/>
+              </w:rPr>
+              <w:t>g·t</w:t>
+            </w:r>
+            <w:proofErr w:type="spellEnd"/>
+            <w:r>
+              <w:rPr>
+                <w:rFonts w:ascii="Arial" w:eastAsia="Arial" w:hAnsi="Arial" w:cs="Arial"/>
+                <w:color w:val="444444"/>
+                <w:lang w:val="es-CO"/>
+              </w:rPr>
+              <w:t xml:space="preserve">. Despejando: </w:t>
+            </w:r>
+            <w:proofErr w:type="spellStart"/>
+            <w:r>
+              <w:rPr>
+                <w:rFonts w:ascii="Arial" w:eastAsia="Arial" w:hAnsi="Arial" w:cs="Arial"/>
+                <w:color w:val="444444"/>
+                <w:lang w:val="es-CO"/>
+              </w:rPr>
+              <w:t>t_subida</w:t>
+            </w:r>
+            <w:proofErr w:type="spellEnd"/>
+            <w:r>
+              <w:rPr>
+                <w:rFonts w:ascii="Arial" w:eastAsia="Arial" w:hAnsi="Arial" w:cs="Arial"/>
+                <w:color w:val="444444"/>
+                <w:lang w:val="es-CO"/>
+              </w:rPr>
+              <w:t xml:space="preserve"> = v₀·sen(θ) / g</w:t>
+            </w:r>
+          </w:p>
+        </w:tc>
+      </w:tr>
+    </w:tbl>
+    <w:p>
+      <w:pPr>
+        <w:spacing w:before="60" w:after="80"/>
+        <w:rPr>
+          <w:lang w:val="es-CO"/>
+        </w:rPr>
+      </w:pPr>
+      <w:r>
+        <w:rPr>
+          <w:rFonts w:ascii="Arial" w:eastAsia="Arial" w:hAnsi="Arial" w:cs="Arial"/>
+          <w:sz w:val="22"/>
+          <w:szCs w:val="22"/>
+          <w:lang w:val="es-CO"/>
+        </w:rPr>
+        <w:t>Como g actúa igual en la subida y en la bajada, el tiempo que tarda en subir es exactamente igual al que tarda en bajar. Esto produce la simetría de la parábola: la trayectoria de bajada es el espejo de la de subida.</w:t>
+      </w:r>
+    </w:p>
+    <w:tbl>
+      <w:tblPr>
+        <w:tblW w:w="9360" w:type="dxa"/>
+        <w:tblBorders>
+          <w:top w:val="single" w:sz="4" w:space="0" w:color="auto"/>
+          <w:left w:val="single" w:sz="4" w:space="0" w:color="auto"/>
+          <w:bottom w:val="single" w:sz="4" w:space="0" w:color="auto"/>
+          <w:right w:val="single" w:sz="4" w:space="0" w:color="auto"/>
+          <w:insideH w:val="single" w:sz="4" w:space="0" w:color="auto"/>
+          <w:insideV w:val="single" w:sz="4" w:space="0" w:color="auto"/>
+        </w:tblBorders>
+        <w:tblCellMar>
+          <w:left w:w="10" w:type="dxa"/>
+          <w:right w:w="10" w:type="dxa"/>
+        </w:tblCellMar>
+        <w:tblLook w:val="04A0" w:firstRow="1" w:lastRow="0" w:firstColumn="1" w:lastColumn="0" w:noHBand="0" w:noVBand="1"/>
+      </w:tblPr>
+      <w:tblGrid>
+        <w:gridCol w:w="9360"/>
+      </w:tblGrid>
+      <w:tr>
+        <w:tblPrEx>
+          <w:tblCellMar>
+            <w:top w:w="0" w:type="dxa"/>
+            <w:bottom w:w="0" w:type="dxa"/>
+          </w:tblCellMar>
+        </w:tblPrEx>
+        <w:trPr>
+          <w:trHeight w:val="609"/>
+        </w:trPr>
+        <w:tc>
+          <w:tcPr>
+            <w:tcW w:w="9360" w:type="dxa"/>
+            <w:tcBorders>
+              <w:top w:val="single" w:sz="1" w:space="0" w:color="CCCCCC"/>
+              <w:left w:val="single" w:sz="8" w:space="0" w:color="34D399"/>
+              <w:bottom w:val="single" w:sz="1" w:space="0" w:color="CCCCCC"/>
+              <w:right w:val="single" w:sz="1" w:space="0" w:color="CCCCCC"/>
+            </w:tcBorders>
+            <w:shd w:val="clear" w:color="auto" w:fill="F0FDF4"/>
+            <w:tcMar>
+              <w:top w:w="100" w:type="dxa"/>
+              <w:left w:w="160" w:type="dxa"/>
+              <w:bottom w:w="100" w:type="dxa"/>
+              <w:right w:w="160" w:type="dxa"/>
+            </w:tcMar>
+          </w:tcPr>
+          <w:p>
+            <w:pPr>
+              <w:rPr>
+                <w:lang w:val="es-CO"/>
+              </w:rPr>
+            </w:pPr>
+            <w:r>
+              <w:rPr>
+                <w:rFonts w:ascii="Arial" w:eastAsia="Arial" w:hAnsi="Arial" w:cs="Arial"/>
+                <w:color w:val="444444"/>
+                <w:lang w:val="es-CO"/>
+              </w:rPr>
+              <w:t xml:space="preserve">Tiempo de subida = Tiempo de bajada = </w:t>
+            </w:r>
+            <m:oMath>
+              <m:f>
+                <m:fPr>
+                  <m:type m:val="skw"/>
+                  <m:ctrlPr>
+                    <w:rPr>
+                      <w:rFonts w:ascii="Cambria Math" w:eastAsia="Arial" w:hAnsi="Cambria Math" w:cs="Arial"/>
+                      <w:i/>
+                      <w:color w:val="444444"/>
+                      <w:lang w:val="es-CO"/>
+                    </w:rPr>
+                  </m:ctrlPr>
+                </m:fPr>
+                <m:num>
+                  <m:sSub>
+                    <m:sSubPr>
+                      <m:ctrlPr>
+                        <w:rPr>
+                          <w:rFonts w:ascii="Cambria Math" w:eastAsia="Arial" w:hAnsi="Cambria Math" w:cs="Arial"/>
+                          <w:i/>
+                          <w:color w:val="444444"/>
+                          <w:lang w:val="es-CO"/>
+                        </w:rPr>
+                      </m:ctrlPr>
+                    </m:sSubPr>
+                    <m:e>
+                      <m:r>
+                        <w:rPr>
+                          <w:rFonts w:ascii="Cambria Math" w:eastAsia="Arial" w:hAnsi="Cambria Math" w:cs="Arial"/>
+                          <w:color w:val="444444"/>
+                          <w:lang w:val="es-CO"/>
+                        </w:rPr>
+                        <m:t>v</m:t>
+                      </m:r>
+                    </m:e>
+                    <m:sub>
+                      <m:r>
+                        <w:rPr>
+                          <w:rFonts w:ascii="Cambria Math" w:eastAsia="Arial" w:hAnsi="Cambria Math" w:cs="Arial"/>
+                          <w:color w:val="444444"/>
+                          <w:lang w:val="es-CO"/>
+                        </w:rPr>
+                        <m:t>0</m:t>
+                      </m:r>
+                    </m:sub>
+                  </m:sSub>
+                  <m:r>
+                    <w:rPr>
+                      <w:rFonts w:ascii="Cambria Math" w:eastAsia="Arial" w:hAnsi="Cambria Math" w:cs="Arial"/>
+                      <w:color w:val="444444"/>
+                      <w:lang w:val="es-CO"/>
+                    </w:rPr>
+                    <m:t>⋅</m:t>
+                  </m:r>
+                  <m:func>
+                    <m:funcPr>
+                      <m:ctrlPr>
+                        <w:rPr>
+                          <w:rFonts w:ascii="Cambria Math" w:eastAsia="Arial" w:hAnsi="Cambria Math" w:cs="Arial"/>
+                          <w:i/>
+                          <w:color w:val="444444"/>
+                          <w:lang w:val="es-CO"/>
+                        </w:rPr>
+                      </m:ctrlPr>
+                    </m:funcPr>
+                    <m:fName>
+                      <m:r>
+                        <m:rPr>
+                          <m:sty m:val="p"/>
+                        </m:rPr>
+                        <w:rPr>
+                          <w:rFonts w:ascii="Cambria Math" w:eastAsia="Arial" w:hAnsi="Cambria Math" w:cs="Arial"/>
+                          <w:color w:val="444444"/>
+                          <w:lang w:val="es-CO"/>
+                        </w:rPr>
+                        <m:t>sin</m:t>
+                      </m:r>
+                    </m:fName>
+                    <m:e>
+                      <m:r>
+                        <w:rPr>
+                          <w:rFonts w:ascii="Cambria Math" w:eastAsia="Arial" w:hAnsi="Cambria Math" w:cs="Arial"/>
+                          <w:color w:val="444444"/>
+                          <w:lang w:val="es-CO"/>
+                        </w:rPr>
+                        <m:t>θ</m:t>
+                      </m:r>
+                    </m:e>
+                  </m:func>
+                </m:num>
+                <m:den>
+                  <m:r>
+                    <w:rPr>
+                      <w:rFonts w:ascii="Cambria Math" w:eastAsia="Arial" w:hAnsi="Cambria Math" w:cs="Arial"/>
+                      <w:color w:val="444444"/>
+                      <w:lang w:val="es-CO"/>
+                    </w:rPr>
+                    <m:t>g</m:t>
+                  </m:r>
+                </m:den>
+              </m:f>
+            </m:oMath>
+            <w:r>
+              <w:rPr>
+                <w:rFonts w:ascii="Arial" w:eastAsia="Arial" w:hAnsi="Arial" w:cs="Arial"/>
+                <w:color w:val="444444"/>
+                <w:lang w:val="es-CO"/>
+              </w:rPr>
+              <w:t xml:space="preserve">  |  Tiempo total de vuelo = </w:t>
+            </w:r>
+            <m:oMath>
+              <m:f>
+                <m:fPr>
+                  <m:type m:val="skw"/>
+                  <m:ctrlPr>
+                    <w:rPr>
+                      <w:rFonts w:ascii="Cambria Math" w:eastAsia="Arial" w:hAnsi="Cambria Math" w:cs="Arial"/>
+                      <w:i/>
+                      <w:color w:val="444444"/>
+                      <w:lang w:val="es-CO"/>
+                    </w:rPr>
+                  </m:ctrlPr>
+                </m:fPr>
+                <m:num>
+                  <m:r>
+                    <w:rPr>
+                      <w:rFonts w:ascii="Cambria Math" w:hAnsi="Cambria Math"/>
+                      <w:lang w:val="es-CO"/>
+                    </w:rPr>
+                    <m:t>2⋅</m:t>
+                  </m:r>
+                  <m:sSub>
+                    <m:sSubPr>
+                      <m:ctrlPr>
+                        <w:rPr>
+                          <w:rFonts w:ascii="Cambria Math" w:hAnsi="Cambria Math"/>
+                          <w:i/>
+                          <w:lang w:val="es-CO"/>
+                        </w:rPr>
+                      </m:ctrlPr>
+                    </m:sSubPr>
+                    <m:e>
+                      <m:r>
+                        <w:rPr>
+                          <w:rFonts w:ascii="Cambria Math" w:hAnsi="Cambria Math"/>
+                          <w:lang w:val="es-CO"/>
+                        </w:rPr>
+                        <m:t>v</m:t>
+                      </m:r>
+                    </m:e>
+                    <m:sub>
+                      <m:r>
+                        <w:rPr>
+                          <w:rFonts w:ascii="Cambria Math" w:hAnsi="Cambria Math"/>
+                          <w:lang w:val="es-CO"/>
+                        </w:rPr>
+                        <m:t>0</m:t>
+                      </m:r>
+                    </m:sub>
+                  </m:sSub>
+                  <m:func>
+                    <m:funcPr>
+                      <m:ctrlPr>
+                        <w:rPr>
+                          <w:rFonts w:ascii="Cambria Math" w:hAnsi="Cambria Math"/>
+                          <w:i/>
+                          <w:lang w:val="es-CO"/>
+                        </w:rPr>
+                      </m:ctrlPr>
+                    </m:funcPr>
+                    <m:fName>
+                      <m:r>
+                        <m:rPr>
+                          <m:sty m:val="p"/>
+                        </m:rPr>
+                        <w:rPr>
+                          <w:rFonts w:ascii="Cambria Math" w:hAnsi="Cambria Math"/>
+                          <w:lang w:val="es-CO"/>
+                        </w:rPr>
+                        <m:t>sin</m:t>
+                      </m:r>
+                    </m:fName>
+                    <m:e>
+                      <m:r>
+                        <w:rPr>
+                          <w:rFonts w:ascii="Cambria Math" w:hAnsi="Cambria Math"/>
+                          <w:lang w:val="es-CO"/>
+                        </w:rPr>
+                        <m:t>θ</m:t>
+                      </m:r>
+                    </m:e>
+                  </m:func>
+                </m:num>
+                <m:den>
+                  <m:r>
+                    <w:rPr>
+                      <w:rFonts w:ascii="Cambria Math" w:eastAsia="Arial" w:hAnsi="Cambria Math" w:cs="Arial"/>
+                      <w:color w:val="444444"/>
+                      <w:lang w:val="es-CO"/>
+                    </w:rPr>
+                    <m:t>g</m:t>
+                  </m:r>
+                </m:den>
+              </m:f>
+            </m:oMath>
+          </w:p>
+        </w:tc>
+      </w:tr>
+    </w:tbl>
+    <w:p>
+      <w:pPr>
+        <w:spacing w:before="200" w:after="80"/>
+        <w:rPr>
+          <w:rFonts w:ascii="Arial" w:eastAsia="Arial" w:hAnsi="Arial" w:cs="Arial"/>
+          <w:b/>
+          <w:bCs/>
+          <w:color w:val="F97316"/>
+          <w:sz w:val="23"/>
+          <w:szCs w:val="23"/>
+          <w:lang w:val="es-CO"/>
+        </w:rPr>
+      </w:pPr>
+    </w:p>
+    <w:p>
+      <w:pPr>
+        <w:rPr>
+          <w:rFonts w:ascii="Arial" w:eastAsia="Arial" w:hAnsi="Arial" w:cs="Arial"/>
+          <w:b/>
+          <w:bCs/>
+          <w:color w:val="F97316"/>
+          <w:sz w:val="23"/>
+          <w:szCs w:val="23"/>
+          <w:lang w:val="es-CO"/>
+        </w:rPr>
+      </w:pPr>
+      <w:r>
+        <w:rPr>
+          <w:rFonts w:ascii="Arial" w:eastAsia="Arial" w:hAnsi="Arial" w:cs="Arial"/>
+          <w:b/>
+          <w:bCs/>
+          <w:color w:val="F97316"/>
+          <w:sz w:val="23"/>
+          <w:szCs w:val="23"/>
+          <w:lang w:val="es-CO"/>
+        </w:rPr>
+        <w:br w:type="page"/>
+      </w:r>
+    </w:p>
+    <w:p>
+      <w:pPr>
+        <w:spacing w:before="200" w:after="80"/>
+        <w:rPr>
+          <w:lang w:val="es-CO"/>
+        </w:rPr>
+      </w:pPr>
+      <w:r>
+        <w:rPr>
+          <w:rFonts w:ascii="Arial" w:eastAsia="Arial" w:hAnsi="Arial" w:cs="Arial"/>
+          <w:b/>
+          <w:bCs/>
+          <w:color w:val="F97316"/>
+          <w:sz w:val="23"/>
+          <w:szCs w:val="23"/>
+          <w:lang w:val="es-CO"/>
+        </w:rPr>
+        <w:lastRenderedPageBreak/>
+        <w:t>3.3 La posición — dónde está el proyectil en cada instante</w:t>
+      </w:r>
+    </w:p>
+    <w:p>
+      <w:pPr>
+        <w:spacing w:before="60" w:after="80"/>
+        <w:rPr>
+          <w:lang w:val="es-CO"/>
+        </w:rPr>
+      </w:pPr>
+      <w:r>
+        <w:rPr>
+          <w:rFonts w:ascii="Arial" w:eastAsia="Arial" w:hAnsi="Arial" w:cs="Arial"/>
+          <w:sz w:val="22"/>
+          <w:szCs w:val="22"/>
+          <w:lang w:val="es-CO"/>
+        </w:rPr>
+        <w:t>Integrando las ecuaciones de velocidad se obtienen las ecuaciones de posición en cada eje:</w:t>
+      </w:r>
+    </w:p>
+    <w:p>
+      <w:pPr>
+        <w:spacing w:before="80"/>
+        <w:rPr>
+          <w:lang w:val="es-CO"/>
+        </w:rPr>
+      </w:pPr>
+    </w:p>
+    <w:tbl>
+      <w:tblPr>
+        <w:tblW w:w="9360" w:type="dxa"/>
+        <w:tblBorders>
+          <w:top w:val="single" w:sz="4" w:space="0" w:color="auto"/>
+          <w:left w:val="single" w:sz="4" w:space="0" w:color="auto"/>
+          <w:bottom w:val="single" w:sz="4" w:space="0" w:color="auto"/>
+          <w:right w:val="single" w:sz="4" w:space="0" w:color="auto"/>
+          <w:insideH w:val="single" w:sz="4" w:space="0" w:color="auto"/>
+          <w:insideV w:val="single" w:sz="4" w:space="0" w:color="auto"/>
+        </w:tblBorders>
+        <w:tblCellMar>
+          <w:left w:w="10" w:type="dxa"/>
+          <w:right w:w="10" w:type="dxa"/>
+        </w:tblCellMar>
+        <w:tblLook w:val="04A0" w:firstRow="1" w:lastRow="0" w:firstColumn="1" w:lastColumn="0" w:noHBand="0" w:noVBand="1"/>
+      </w:tblPr>
+      <w:tblGrid>
+        <w:gridCol w:w="4680"/>
+        <w:gridCol w:w="4680"/>
+      </w:tblGrid>
+      <w:tr>
+        <w:tblPrEx>
+          <w:tblCellMar>
+            <w:top w:w="0" w:type="dxa"/>
+            <w:bottom w:w="0" w:type="dxa"/>
+          </w:tblCellMar>
+        </w:tblPrEx>
+        <w:trPr>
+          <w:trHeight w:val="859"/>
+        </w:trPr>
+        <w:tc>
+          <w:tcPr>
+            <w:tcW w:w="4680" w:type="dxa"/>
+            <w:tcBorders>
+              <w:top w:val="single" w:sz="1" w:space="0" w:color="CCCCCC"/>
+              <w:left w:val="single" w:sz="1" w:space="0" w:color="CCCCCC"/>
+              <w:bottom w:val="single" w:sz="1" w:space="0" w:color="CCCCCC"/>
+              <w:right w:val="single" w:sz="1" w:space="0" w:color="CCCCCC"/>
+            </w:tcBorders>
+            <w:shd w:val="clear" w:color="auto" w:fill="F0F4FF"/>
+            <w:tcMar>
+              <w:top w:w="120" w:type="dxa"/>
+              <w:left w:w="160" w:type="dxa"/>
+              <w:bottom w:w="120" w:type="dxa"/>
+              <w:right w:w="160" w:type="dxa"/>
+            </w:tcMar>
+          </w:tcPr>
+          <w:p>
+            <w:pPr>
+              <w:rPr>
+                <w:lang w:val="es-CO"/>
+              </w:rPr>
+            </w:pPr>
+            <w:r>
+              <w:rPr>
+                <w:rFonts w:ascii="Arial" w:eastAsia="Arial" w:hAnsi="Arial" w:cs="Arial"/>
+                <w:b/>
+                <w:bCs/>
+                <w:color w:val="3B82F6"/>
+                <w:sz w:val="18"/>
+                <w:szCs w:val="18"/>
+                <w:lang w:val="es-CO"/>
+              </w:rPr>
+              <w:t>POSICIÓN HORIZONTAL</w:t>
+            </w:r>
+          </w:p>
+          <w:p>
+            <w:pPr>
+              <w:spacing w:before="60"/>
+              <w:rPr>
+                <w:lang w:val="es-CO"/>
+              </w:rPr>
+            </w:pPr>
+            <m:oMathPara>
+              <m:oMath>
+                <m:r>
+                  <w:rPr>
+                    <w:rFonts w:ascii="Cambria Math" w:hAnsi="Cambria Math"/>
+                    <w:lang w:val="es-CO"/>
+                  </w:rPr>
+                  <m:t>x</m:t>
+                </m:r>
+                <m:d>
+                  <m:dPr>
+                    <m:ctrlPr>
+                      <w:rPr>
+                        <w:rFonts w:ascii="Cambria Math" w:hAnsi="Cambria Math"/>
+                        <w:i/>
+                        <w:lang w:val="es-CO"/>
+                      </w:rPr>
+                    </m:ctrlPr>
+                  </m:dPr>
+                  <m:e>
+                    <m:r>
+                      <w:rPr>
+                        <w:rFonts w:ascii="Cambria Math" w:hAnsi="Cambria Math"/>
+                        <w:lang w:val="es-CO"/>
+                      </w:rPr>
+                      <m:t>t</m:t>
+                    </m:r>
+                  </m:e>
+                </m:d>
+                <m:r>
+                  <w:rPr>
+                    <w:rFonts w:ascii="Cambria Math" w:hAnsi="Cambria Math"/>
+                    <w:lang w:val="es-CO"/>
+                  </w:rPr>
+                  <m:t>=</m:t>
+                </m:r>
+                <m:sSub>
+                  <m:sSubPr>
+                    <m:ctrlPr>
+                      <w:rPr>
+                        <w:rFonts w:ascii="Cambria Math" w:hAnsi="Cambria Math"/>
+                        <w:i/>
+                        <w:lang w:val="es-CO"/>
+                      </w:rPr>
+                    </m:ctrlPr>
+                  </m:sSubPr>
+                  <m:e>
+                    <m:r>
+                      <w:rPr>
+                        <w:rFonts w:ascii="Cambria Math" w:hAnsi="Cambria Math"/>
+                        <w:lang w:val="es-CO"/>
+                      </w:rPr>
+                      <m:t>v</m:t>
+                    </m:r>
+                  </m:e>
+                  <m:sub>
+                    <m:r>
+                      <w:rPr>
+                        <w:rFonts w:ascii="Cambria Math" w:hAnsi="Cambria Math"/>
+                        <w:lang w:val="es-CO"/>
+                      </w:rPr>
+                      <m:t>0</m:t>
+                    </m:r>
+                  </m:sub>
+                </m:sSub>
+                <m:func>
+                  <m:funcPr>
+                    <m:ctrlPr>
+                      <w:rPr>
+                        <w:rFonts w:ascii="Cambria Math" w:hAnsi="Cambria Math"/>
+                        <w:i/>
+                        <w:lang w:val="es-CO"/>
+                      </w:rPr>
+                    </m:ctrlPr>
+                  </m:funcPr>
+                  <m:fName>
+                    <m:r>
+                      <m:rPr>
+                        <m:sty m:val="p"/>
+                      </m:rPr>
+                      <w:rPr>
+                        <w:rFonts w:ascii="Cambria Math" w:hAnsi="Cambria Math"/>
+                        <w:lang w:val="es-CO"/>
+                      </w:rPr>
+                      <m:t>cos</m:t>
+                    </m:r>
+                  </m:fName>
+                  <m:e>
+                    <m:r>
+                      <w:rPr>
+                        <w:rFonts w:ascii="Cambria Math" w:hAnsi="Cambria Math"/>
+                        <w:lang w:val="es-CO"/>
+                      </w:rPr>
+                      <m:t>θ</m:t>
+                    </m:r>
+                  </m:e>
+                </m:func>
+                <m:r>
+                  <w:rPr>
+                    <w:rFonts w:ascii="Cambria Math" w:hAnsi="Cambria Math"/>
+                    <w:lang w:val="es-CO"/>
+                  </w:rPr>
+                  <m:t>⋅t</m:t>
+                </m:r>
+              </m:oMath>
+            </m:oMathPara>
+          </w:p>
+        </w:tc>
+        <w:tc>
+          <w:tcPr>
+            <w:tcW w:w="4680" w:type="dxa"/>
+            <w:tcBorders>
+              <w:top w:val="single" w:sz="1" w:space="0" w:color="CCCCCC"/>
+              <w:left w:val="single" w:sz="1" w:space="0" w:color="CCCCCC"/>
+              <w:bottom w:val="single" w:sz="1" w:space="0" w:color="CCCCCC"/>
+              <w:right w:val="single" w:sz="1" w:space="0" w:color="CCCCCC"/>
+            </w:tcBorders>
+            <w:shd w:val="clear" w:color="auto" w:fill="FFF0F0"/>
+            <w:tcMar>
+              <w:top w:w="120" w:type="dxa"/>
+              <w:left w:w="160" w:type="dxa"/>
+              <w:bottom w:w="120" w:type="dxa"/>
+              <w:right w:w="160" w:type="dxa"/>
+            </w:tcMar>
+          </w:tcPr>
+          <w:p>
+            <w:pPr>
+              <w:rPr>
+                <w:lang w:val="es-CO"/>
+              </w:rPr>
+            </w:pPr>
+            <w:r>
+              <w:rPr>
+                <w:rFonts w:ascii="Arial" w:eastAsia="Arial" w:hAnsi="Arial" w:cs="Arial"/>
+                <w:b/>
+                <w:bCs/>
+                <w:color w:val="EF4444"/>
+                <w:sz w:val="18"/>
+                <w:szCs w:val="18"/>
+                <w:lang w:val="es-CO"/>
+              </w:rPr>
+              <w:t>POSICIÓN VERTICAL</w:t>
+            </w:r>
+          </w:p>
+          <w:p>
+            <w:pPr>
+              <w:spacing w:before="60"/>
+              <w:rPr>
+                <w:lang w:val="es-CO"/>
+              </w:rPr>
+            </w:pPr>
+            <m:oMathPara>
+              <m:oMath>
+                <m:r>
+                  <w:rPr>
+                    <w:rFonts w:ascii="Cambria Math" w:hAnsi="Cambria Math"/>
+                    <w:lang w:val="es-CO"/>
+                  </w:rPr>
+                  <m:t>y</m:t>
+                </m:r>
+                <m:d>
+                  <m:dPr>
+                    <m:ctrlPr>
+                      <w:rPr>
+                        <w:rFonts w:ascii="Cambria Math" w:hAnsi="Cambria Math"/>
+                        <w:i/>
+                        <w:lang w:val="es-CO"/>
+                      </w:rPr>
+                    </m:ctrlPr>
+                  </m:dPr>
+                  <m:e>
+                    <m:r>
+                      <w:rPr>
+                        <w:rFonts w:ascii="Cambria Math" w:hAnsi="Cambria Math"/>
+                        <w:lang w:val="es-CO"/>
+                      </w:rPr>
+                      <m:t>t</m:t>
+                    </m:r>
+                  </m:e>
+                </m:d>
+                <m:r>
+                  <w:rPr>
+                    <w:rFonts w:ascii="Cambria Math" w:hAnsi="Cambria Math"/>
+                    <w:lang w:val="es-CO"/>
+                  </w:rPr>
+                  <m:t>=</m:t>
+                </m:r>
+                <m:sSub>
+                  <m:sSubPr>
+                    <m:ctrlPr>
+                      <w:rPr>
+                        <w:rFonts w:ascii="Cambria Math" w:hAnsi="Cambria Math"/>
+                        <w:i/>
+                        <w:lang w:val="es-CO"/>
+                      </w:rPr>
+                    </m:ctrlPr>
+                  </m:sSubPr>
+                  <m:e>
+                    <m:r>
+                      <w:rPr>
+                        <w:rFonts w:ascii="Cambria Math" w:hAnsi="Cambria Math"/>
+                        <w:lang w:val="es-CO"/>
+                      </w:rPr>
+                      <m:t>v</m:t>
+                    </m:r>
+                  </m:e>
+                  <m:sub>
+                    <m:r>
+                      <w:rPr>
+                        <w:rFonts w:ascii="Cambria Math" w:hAnsi="Cambria Math"/>
+                        <w:lang w:val="es-CO"/>
+                      </w:rPr>
+                      <m:t>0</m:t>
+                    </m:r>
+                  </m:sub>
+                </m:sSub>
+                <m:func>
+                  <m:funcPr>
+                    <m:ctrlPr>
+                      <w:rPr>
+                        <w:rFonts w:ascii="Cambria Math" w:hAnsi="Cambria Math"/>
+                        <w:i/>
+                        <w:lang w:val="es-CO"/>
+                      </w:rPr>
+                    </m:ctrlPr>
+                  </m:funcPr>
+                  <m:fName>
+                    <m:r>
+                      <m:rPr>
+                        <m:sty m:val="p"/>
+                      </m:rPr>
+                      <w:rPr>
+                        <w:rFonts w:ascii="Cambria Math" w:hAnsi="Cambria Math"/>
+                        <w:lang w:val="es-CO"/>
+                      </w:rPr>
+                      <m:t>sin</m:t>
+                    </m:r>
+                  </m:fName>
+                  <m:e>
+                    <m:r>
+                      <w:rPr>
+                        <w:rFonts w:ascii="Cambria Math" w:hAnsi="Cambria Math"/>
+                        <w:lang w:val="es-CO"/>
+                      </w:rPr>
+                      <m:t>θ</m:t>
+                    </m:r>
+                  </m:e>
+                </m:func>
+                <m:r>
+                  <w:rPr>
+                    <w:rFonts w:ascii="Cambria Math" w:hAnsi="Cambria Math"/>
+                    <w:lang w:val="es-CO"/>
+                  </w:rPr>
+                  <m:t>⋅t-</m:t>
+                </m:r>
+                <m:f>
+                  <m:fPr>
+                    <m:ctrlPr>
+                      <w:rPr>
+                        <w:rFonts w:ascii="Cambria Math" w:hAnsi="Cambria Math"/>
+                        <w:i/>
+                        <w:lang w:val="es-CO"/>
+                      </w:rPr>
+                    </m:ctrlPr>
+                  </m:fPr>
+                  <m:num>
+                    <m:r>
+                      <w:rPr>
+                        <w:rFonts w:ascii="Cambria Math" w:hAnsi="Cambria Math"/>
+                        <w:lang w:val="es-CO"/>
+                      </w:rPr>
+                      <m:t>1</m:t>
+                    </m:r>
+                  </m:num>
+                  <m:den>
+                    <m:r>
+                      <w:rPr>
+                        <w:rFonts w:ascii="Cambria Math" w:hAnsi="Cambria Math"/>
+                        <w:lang w:val="es-CO"/>
+                      </w:rPr>
+                      <m:t>2</m:t>
+                    </m:r>
+                  </m:den>
+                </m:f>
+                <m:r>
+                  <w:rPr>
+                    <w:rFonts w:ascii="Cambria Math" w:hAnsi="Cambria Math"/>
+                    <w:lang w:val="es-CO"/>
+                  </w:rPr>
+                  <m:t>g</m:t>
+                </m:r>
+                <m:sSup>
+                  <m:sSupPr>
+                    <m:ctrlPr>
+                      <w:rPr>
+                        <w:rFonts w:ascii="Cambria Math" w:hAnsi="Cambria Math"/>
+                        <w:i/>
+                        <w:lang w:val="es-CO"/>
+                      </w:rPr>
+                    </m:ctrlPr>
+                  </m:sSupPr>
+                  <m:e>
+                    <m:r>
+                      <w:rPr>
+                        <w:rFonts w:ascii="Cambria Math" w:hAnsi="Cambria Math"/>
+                        <w:lang w:val="es-CO"/>
+                      </w:rPr>
+                      <m:t>t</m:t>
+                    </m:r>
+                  </m:e>
+                  <m:sup>
+                    <m:r>
+                      <w:rPr>
+                        <w:rFonts w:ascii="Cambria Math" w:hAnsi="Cambria Math"/>
+                        <w:lang w:val="es-CO"/>
+                      </w:rPr>
+                      <m:t>2</m:t>
+                    </m:r>
+                  </m:sup>
+                </m:sSup>
+              </m:oMath>
+            </m:oMathPara>
+          </w:p>
+        </w:tc>
+      </w:tr>
+    </w:tbl>
+    <w:p>
+      <w:pPr>
+        <w:spacing w:before="100"/>
+        <w:rPr>
+          <w:lang w:val="es-CO"/>
+        </w:rPr>
+      </w:pPr>
+    </w:p>
+    <w:p>
+      <w:pPr>
+        <w:spacing w:before="60" w:after="80"/>
+        <w:rPr>
+          <w:lang w:val="es-CO"/>
+        </w:rPr>
+      </w:pPr>
+      <w:r>
+        <w:rPr>
+          <w:rFonts w:ascii="Arial" w:eastAsia="Arial" w:hAnsi="Arial" w:cs="Arial"/>
+          <w:sz w:val="22"/>
+          <w:szCs w:val="22"/>
+          <w:lang w:val="es-CO"/>
+        </w:rPr>
+        <w:t>De estas dos ecuaciones se pueden derivar directamente las tres que usaremos en la verificación, igualando condiciones: el alcance ocurre cuando y = 0 de nuevo, la altura máxima cuando vᵧ = 0.</w:t>
+      </w:r>
+    </w:p>
+    <w:p>
+      <w:pPr>
+        <w:spacing w:before="200" w:after="80"/>
+        <w:rPr>
+          <w:lang w:val="es-CO"/>
+        </w:rPr>
+      </w:pPr>
+      <w:r>
+        <w:rPr>
+          <w:rFonts w:ascii="Arial" w:eastAsia="Arial" w:hAnsi="Arial" w:cs="Arial"/>
+          <w:b/>
+          <w:bCs/>
+          <w:color w:val="F97316"/>
+          <w:sz w:val="23"/>
+          <w:szCs w:val="23"/>
+          <w:lang w:val="es-CO"/>
+        </w:rPr>
+        <w:t xml:space="preserve">3.5 Las tres ecuaciones </w:t>
+      </w:r>
+      <w:r>
+        <w:rPr>
+          <w:rFonts w:ascii="Arial" w:eastAsia="Arial" w:hAnsi="Arial" w:cs="Arial"/>
+          <w:b/>
+          <w:bCs/>
+          <w:color w:val="F97316"/>
+          <w:sz w:val="23"/>
+          <w:szCs w:val="23"/>
+          <w:lang w:val="es-CO"/>
+        </w:rPr>
+        <w:t>principales para el informe</w:t>
       </w:r>
     </w:p>
     <w:p>
@@ -1117,12 +3112,6 @@
         <w:gridCol w:w="3120"/>
       </w:tblGrid>
       <w:tr>
-        <w:tblPrEx>
-          <w:tblCellMar>
-            <w:top w:w="0" w:type="dxa"/>
-            <w:bottom w:w="0" w:type="dxa"/>
-          </w:tblCellMar>
-        </w:tblPrEx>
         <w:tc>
           <w:tcPr>
             <w:tcW w:w="3120" w:type="dxa"/>
@@ -1287,32 +3276,12 @@
             <w:r>
               <w:rPr>
                 <w:rFonts w:ascii="Arial" w:eastAsia="Arial" w:hAnsi="Arial" w:cs="Arial"/>
-                <w:color w:val="666666"/>
+                <w:color w:val="555555"/>
                 <w:sz w:val="18"/>
                 <w:szCs w:val="18"/>
                 <w:lang w:val="es-CO"/>
               </w:rPr>
-              <w:t xml:space="preserve">v0 = velocidad inicial (m/s) Q = </w:t>
-            </w:r>
-            <w:r>
-              <w:rPr>
-                <w:rFonts w:ascii="Arial" w:eastAsia="Arial" w:hAnsi="Arial" w:cs="Arial"/>
-                <w:color w:val="666666"/>
-                <w:sz w:val="18"/>
-                <w:szCs w:val="18"/>
-                <w:lang w:val="es-CO"/>
-              </w:rPr>
-              <w:t>ángulo</w:t>
-            </w:r>
-            <w:r>
-              <w:rPr>
-                <w:rFonts w:ascii="Arial" w:eastAsia="Arial" w:hAnsi="Arial" w:cs="Arial"/>
-                <w:color w:val="666666"/>
-                <w:sz w:val="18"/>
-                <w:szCs w:val="18"/>
-                <w:lang w:val="es-CO"/>
-              </w:rPr>
-              <w:t xml:space="preserve"> de lanzamiento g = 9.8 m/s^2</w:t>
+              <w:t>De x(t) cuando y(t) = 0. v₀ en m/s, θ en grados, g = 9.8 m/s²</w:t>
             </w:r>
           </w:p>
         </w:tc>
@@ -1506,12 +3475,12 @@
             <w:r>
               <w:rPr>
                 <w:rFonts w:ascii="Arial" w:eastAsia="Arial" w:hAnsi="Arial" w:cs="Arial"/>
-                <w:color w:val="666666"/>
+                <w:color w:val="555555"/>
                 <w:sz w:val="18"/>
                 <w:szCs w:val="18"/>
                 <w:lang w:val="es-CO"/>
               </w:rPr>
-              <w:t>Altura desde el punto de lanzamiento</w:t>
+              <w:t>De y(t) cuando vᵧ(t) = 0. Altura medida desde el punto de lanzamiento</w:t>
             </w:r>
           </w:p>
         </w:tc>
@@ -1670,12 +3639,12 @@
             <w:r>
               <w:rPr>
                 <w:rFonts w:ascii="Arial" w:eastAsia="Arial" w:hAnsi="Arial" w:cs="Arial"/>
-                <w:color w:val="666666"/>
+                <w:color w:val="555555"/>
                 <w:sz w:val="18"/>
                 <w:szCs w:val="18"/>
                 <w:lang w:val="es-CO"/>
               </w:rPr>
-              <w:t>Tiempo total desde el lanzamiento hasta el suelo</w:t>
+              <w:t>De vᵧ(t) = 0, multiplicado por 2. Tiempo total hasta que toca el suelo</w:t>
             </w:r>
           </w:p>
         </w:tc>
@@ -1710,12 +3679,6 @@
         <w:gridCol w:w="9360"/>
       </w:tblGrid>
       <w:tr>
-        <w:tblPrEx>
-          <w:tblCellMar>
-            <w:top w:w="0" w:type="dxa"/>
-            <w:bottom w:w="0" w:type="dxa"/>
-          </w:tblCellMar>
-        </w:tblPrEx>
         <w:tc>
           <w:tcPr>
             <w:tcW w:w="9360" w:type="dxa"/>
@@ -1924,12 +3887,6 @@
         <w:gridCol w:w="1702"/>
       </w:tblGrid>
       <w:tr>
-        <w:tblPrEx>
-          <w:tblCellMar>
-            <w:top w:w="0" w:type="dxa"/>
-            <w:bottom w:w="0" w:type="dxa"/>
-          </w:tblCellMar>
-        </w:tblPrEx>
         <w:tc>
           <w:tcPr>
             <w:tcW w:w="1560" w:type="dxa"/>
@@ -2153,12 +4110,6 @@
         </w:tc>
       </w:tr>
       <w:tr>
-        <w:tblPrEx>
-          <w:tblCellMar>
-            <w:top w:w="0" w:type="dxa"/>
-            <w:bottom w:w="0" w:type="dxa"/>
-          </w:tblCellMar>
-        </w:tblPrEx>
         <w:tc>
           <w:tcPr>
             <w:tcW w:w="1560" w:type="dxa"/>
@@ -2307,12 +4258,6 @@
         </w:tc>
       </w:tr>
       <w:tr>
-        <w:tblPrEx>
-          <w:tblCellMar>
-            <w:top w:w="0" w:type="dxa"/>
-            <w:bottom w:w="0" w:type="dxa"/>
-          </w:tblCellMar>
-        </w:tblPrEx>
         <w:tc>
           <w:tcPr>
             <w:tcW w:w="1560" w:type="dxa"/>
@@ -2461,12 +4406,6 @@
         </w:tc>
       </w:tr>
       <w:tr>
-        <w:tblPrEx>
-          <w:tblCellMar>
-            <w:top w:w="0" w:type="dxa"/>
-            <w:bottom w:w="0" w:type="dxa"/>
-          </w:tblCellMar>
-        </w:tblPrEx>
         <w:tc>
           <w:tcPr>
             <w:tcW w:w="1560" w:type="dxa"/>
@@ -2730,12 +4669,6 @@
         <w:gridCol w:w="1702"/>
       </w:tblGrid>
       <w:tr>
-        <w:tblPrEx>
-          <w:tblCellMar>
-            <w:top w:w="0" w:type="dxa"/>
-            <w:bottom w:w="0" w:type="dxa"/>
-          </w:tblCellMar>
-        </w:tblPrEx>
         <w:tc>
           <w:tcPr>
             <w:tcW w:w="1560" w:type="dxa"/>
@@ -2959,12 +4892,6 @@
         </w:tc>
       </w:tr>
       <w:tr>
-        <w:tblPrEx>
-          <w:tblCellMar>
-            <w:top w:w="0" w:type="dxa"/>
-            <w:bottom w:w="0" w:type="dxa"/>
-          </w:tblCellMar>
-        </w:tblPrEx>
         <w:tc>
           <w:tcPr>
             <w:tcW w:w="1560" w:type="dxa"/>
@@ -3119,12 +5046,6 @@
         </w:tc>
       </w:tr>
       <w:tr>
-        <w:tblPrEx>
-          <w:tblCellMar>
-            <w:top w:w="0" w:type="dxa"/>
-            <w:bottom w:w="0" w:type="dxa"/>
-          </w:tblCellMar>
-        </w:tblPrEx>
         <w:tc>
           <w:tcPr>
             <w:tcW w:w="1560" w:type="dxa"/>
@@ -3273,12 +5194,6 @@
         </w:tc>
       </w:tr>
       <w:tr>
-        <w:tblPrEx>
-          <w:tblCellMar>
-            <w:top w:w="0" w:type="dxa"/>
-            <w:bottom w:w="0" w:type="dxa"/>
-          </w:tblCellMar>
-        </w:tblPrEx>
         <w:tc>
           <w:tcPr>
             <w:tcW w:w="1560" w:type="dxa"/>
@@ -3573,6 +5488,7 @@
           <w:szCs w:val="22"/>
           <w:lang w:val="es-CO"/>
         </w:rPr>
+        <w:lastRenderedPageBreak/>
         <w:t>Angulo seleccionado: _______   Velocidad inicial: _______   Altura: 0 m</w:t>
       </w:r>
     </w:p>
@@ -3609,12 +5525,6 @@
         <w:gridCol w:w="1400"/>
       </w:tblGrid>
       <w:tr>
-        <w:tblPrEx>
-          <w:tblCellMar>
-            <w:top w:w="0" w:type="dxa"/>
-            <w:bottom w:w="0" w:type="dxa"/>
-          </w:tblCellMar>
-        </w:tblPrEx>
         <w:tc>
           <w:tcPr>
             <w:tcW w:w="2000" w:type="dxa"/>
@@ -3819,12 +5729,6 @@
         </w:tc>
       </w:tr>
       <w:tr>
-        <w:tblPrEx>
-          <w:tblCellMar>
-            <w:top w:w="0" w:type="dxa"/>
-            <w:bottom w:w="0" w:type="dxa"/>
-          </w:tblCellMar>
-        </w:tblPrEx>
         <w:tc>
           <w:tcPr>
             <w:tcW w:w="2000" w:type="dxa"/>
@@ -3962,12 +5866,6 @@
         </w:tc>
       </w:tr>
       <w:tr>
-        <w:tblPrEx>
-          <w:tblCellMar>
-            <w:top w:w="0" w:type="dxa"/>
-            <w:bottom w:w="0" w:type="dxa"/>
-          </w:tblCellMar>
-        </w:tblPrEx>
         <w:tc>
           <w:tcPr>
             <w:tcW w:w="2000" w:type="dxa"/>
@@ -4127,12 +6025,6 @@
         </w:tc>
       </w:tr>
       <w:tr>
-        <w:tblPrEx>
-          <w:tblCellMar>
-            <w:top w:w="0" w:type="dxa"/>
-            <w:bottom w:w="0" w:type="dxa"/>
-          </w:tblCellMar>
-        </w:tblPrEx>
         <w:tc>
           <w:tcPr>
             <w:tcW w:w="2000" w:type="dxa"/>
@@ -4164,7 +6056,6 @@
                 <w:color w:val="333333"/>
                 <w:lang w:val="es-CO"/>
               </w:rPr>
-              <w:lastRenderedPageBreak/>
               <w:t>Tiempo t (s)</w:t>
             </w:r>
           </w:p>
@@ -4300,12 +6191,6 @@
         <w:gridCol w:w="9360"/>
       </w:tblGrid>
       <w:tr>
-        <w:tblPrEx>
-          <w:tblCellMar>
-            <w:top w:w="0" w:type="dxa"/>
-            <w:bottom w:w="0" w:type="dxa"/>
-          </w:tblCellMar>
-        </w:tblPrEx>
         <w:tc>
           <w:tcPr>
             <w:tcW w:w="9360" w:type="dxa"/>
@@ -4388,12 +6273,6 @@
         <w:gridCol w:w="9360"/>
       </w:tblGrid>
       <w:tr>
-        <w:tblPrEx>
-          <w:tblCellMar>
-            <w:top w:w="0" w:type="dxa"/>
-            <w:bottom w:w="0" w:type="dxa"/>
-          </w:tblCellMar>
-        </w:tblPrEx>
         <w:tc>
           <w:tcPr>
             <w:tcW w:w="9360" w:type="dxa"/>
@@ -4442,21 +6321,7 @@
                 <w:rFonts w:ascii="Arial" w:eastAsia="Arial" w:hAnsi="Arial" w:cs="Arial"/>
                 <w:lang w:val="es-CO"/>
               </w:rPr>
-              <w:t>¿Por qué crees que hay diferencia entre el valor medido y el calculado?</w:t>
-            </w:r>
-            <w:r>
-              <w:rPr>
-                <w:rFonts w:ascii="Arial" w:eastAsia="Arial" w:hAnsi="Arial" w:cs="Arial"/>
-                <w:lang w:val="es-CO"/>
-              </w:rPr>
-              <w:t xml:space="preserve"> </w:t>
-            </w:r>
-            <w:r>
-              <w:rPr>
-                <w:rFonts w:ascii="Arial" w:eastAsia="Arial" w:hAnsi="Arial" w:cs="Arial"/>
-                <w:lang w:val="es-CO"/>
-              </w:rPr>
-              <w:t xml:space="preserve">¿Qué factores </w:t>
+              <w:t xml:space="preserve">¿Por qué crees que hay diferencia entre el valor medido y el calculado? ¿Qué factores </w:t>
             </w:r>
             <w:proofErr w:type="spellStart"/>
             <w:r>
@@ -4645,12 +6510,6 @@
         <w:gridCol w:w="9360"/>
       </w:tblGrid>
       <w:tr>
-        <w:tblPrEx>
-          <w:tblCellMar>
-            <w:top w:w="0" w:type="dxa"/>
-            <w:bottom w:w="0" w:type="dxa"/>
-          </w:tblCellMar>
-        </w:tblPrEx>
         <w:tc>
           <w:tcPr>
             <w:tcW w:w="9360" w:type="dxa"/>
@@ -4680,23 +6539,7 @@
                 <w:color w:val="444444"/>
                 <w:lang w:val="es-CO"/>
               </w:rPr>
-              <w:t>Configuración</w:t>
-            </w:r>
-            <w:r>
-              <w:rPr>
-                <w:rFonts w:ascii="Arial" w:eastAsia="Arial" w:hAnsi="Arial" w:cs="Arial"/>
-                <w:color w:val="444444"/>
-                <w:lang w:val="es-CO"/>
-              </w:rPr>
-              <w:t xml:space="preserve">: Altura de lanzamiento = 10 m   Velocidad inicial = 15 m/s   Varia solo el </w:t>
-            </w:r>
-            <w:r>
-              <w:rPr>
-                <w:rFonts w:ascii="Arial" w:eastAsia="Arial" w:hAnsi="Arial" w:cs="Arial"/>
-                <w:color w:val="444444"/>
-                <w:lang w:val="es-CO"/>
-              </w:rPr>
-              <w:t>ángulo</w:t>
+              <w:t>Configuración: Altura de lanzamiento = 10 m   Velocidad inicial = 15 m/s   Varia solo el ángulo</w:t>
             </w:r>
           </w:p>
         </w:tc>
@@ -4735,12 +6578,6 @@
         <w:gridCol w:w="2080"/>
       </w:tblGrid>
       <w:tr>
-        <w:tblPrEx>
-          <w:tblCellMar>
-            <w:top w:w="0" w:type="dxa"/>
-            <w:bottom w:w="0" w:type="dxa"/>
-          </w:tblCellMar>
-        </w:tblPrEx>
         <w:tc>
           <w:tcPr>
             <w:tcW w:w="1400" w:type="dxa"/>
@@ -4959,12 +6796,6 @@
         </w:tc>
       </w:tr>
       <w:tr>
-        <w:tblPrEx>
-          <w:tblCellMar>
-            <w:top w:w="0" w:type="dxa"/>
-            <w:bottom w:w="0" w:type="dxa"/>
-          </w:tblCellMar>
-        </w:tblPrEx>
         <w:tc>
           <w:tcPr>
             <w:tcW w:w="1400" w:type="dxa"/>
@@ -5116,12 +6947,6 @@
         </w:tc>
       </w:tr>
       <w:tr>
-        <w:tblPrEx>
-          <w:tblCellMar>
-            <w:top w:w="0" w:type="dxa"/>
-            <w:bottom w:w="0" w:type="dxa"/>
-          </w:tblCellMar>
-        </w:tblPrEx>
         <w:tc>
           <w:tcPr>
             <w:tcW w:w="1400" w:type="dxa"/>
@@ -5273,12 +7098,6 @@
         </w:tc>
       </w:tr>
       <w:tr>
-        <w:tblPrEx>
-          <w:tblCellMar>
-            <w:top w:w="0" w:type="dxa"/>
-            <w:bottom w:w="0" w:type="dxa"/>
-          </w:tblCellMar>
-        </w:tblPrEx>
         <w:tc>
           <w:tcPr>
             <w:tcW w:w="1400" w:type="dxa"/>
@@ -5430,12 +7249,6 @@
         </w:tc>
       </w:tr>
       <w:tr>
-        <w:tblPrEx>
-          <w:tblCellMar>
-            <w:top w:w="0" w:type="dxa"/>
-            <w:bottom w:w="0" w:type="dxa"/>
-          </w:tblCellMar>
-        </w:tblPrEx>
         <w:tc>
           <w:tcPr>
             <w:tcW w:w="1400" w:type="dxa"/>
@@ -5587,12 +7400,6 @@
         </w:tc>
       </w:tr>
       <w:tr>
-        <w:tblPrEx>
-          <w:tblCellMar>
-            <w:top w:w="0" w:type="dxa"/>
-            <w:bottom w:w="0" w:type="dxa"/>
-          </w:tblCellMar>
-        </w:tblPrEx>
         <w:tc>
           <w:tcPr>
             <w:tcW w:w="1400" w:type="dxa"/>
@@ -5744,12 +7551,6 @@
         </w:tc>
       </w:tr>
       <w:tr>
-        <w:tblPrEx>
-          <w:tblCellMar>
-            <w:top w:w="0" w:type="dxa"/>
-            <w:bottom w:w="0" w:type="dxa"/>
-          </w:tblCellMar>
-        </w:tblPrEx>
         <w:tc>
           <w:tcPr>
             <w:tcW w:w="1400" w:type="dxa"/>
@@ -5901,12 +7702,6 @@
         </w:tc>
       </w:tr>
       <w:tr>
-        <w:tblPrEx>
-          <w:tblCellMar>
-            <w:top w:w="0" w:type="dxa"/>
-            <w:bottom w:w="0" w:type="dxa"/>
-          </w:tblCellMar>
-        </w:tblPrEx>
         <w:tc>
           <w:tcPr>
             <w:tcW w:w="1400" w:type="dxa"/>
@@ -6087,12 +7882,6 @@
         <w:gridCol w:w="9360"/>
       </w:tblGrid>
       <w:tr>
-        <w:tblPrEx>
-          <w:tblCellMar>
-            <w:top w:w="0" w:type="dxa"/>
-            <w:bottom w:w="0" w:type="dxa"/>
-          </w:tblCellMar>
-        </w:tblPrEx>
         <w:tc>
           <w:tcPr>
             <w:tcW w:w="9360" w:type="dxa"/>
@@ -6141,21 +7930,7 @@
                 <w:rFonts w:ascii="Arial" w:eastAsia="Arial" w:hAnsi="Arial" w:cs="Arial"/>
                 <w:lang w:val="es-CO"/>
               </w:rPr>
-              <w:t>¿A que ángulo obtuviste el mayor alcance en la Parte C?</w:t>
-            </w:r>
-            <w:r>
-              <w:rPr>
-                <w:rFonts w:ascii="Arial" w:eastAsia="Arial" w:hAnsi="Arial" w:cs="Arial"/>
-                <w:lang w:val="es-CO"/>
-              </w:rPr>
-              <w:t xml:space="preserve"> </w:t>
-            </w:r>
-            <w:r>
-              <w:rPr>
-                <w:rFonts w:ascii="Arial" w:eastAsia="Arial" w:hAnsi="Arial" w:cs="Arial"/>
-                <w:lang w:val="es-CO"/>
-              </w:rPr>
-              <w:t>¿Es mayor, igual o menor a 45 grados?</w:t>
+              <w:t>¿A que ángulo obtuviste el mayor alcance en la Parte C? ¿Es mayor, igual o menor a 45 grados?</w:t>
             </w:r>
           </w:p>
           <w:p>
@@ -6214,12 +7989,6 @@
         <w:gridCol w:w="9360"/>
       </w:tblGrid>
       <w:tr>
-        <w:tblPrEx>
-          <w:tblCellMar>
-            <w:top w:w="0" w:type="dxa"/>
-            <w:bottom w:w="0" w:type="dxa"/>
-          </w:tblCellMar>
-        </w:tblPrEx>
         <w:tc>
           <w:tcPr>
             <w:tcW w:w="9360" w:type="dxa"/>
@@ -6268,14 +8037,7 @@
                 <w:rFonts w:ascii="Arial" w:eastAsia="Arial" w:hAnsi="Arial" w:cs="Arial"/>
                 <w:lang w:val="es-CO"/>
               </w:rPr>
-              <w:t>¿Por qué crees que el ángulo optimo cambio respecto al lanzamiento desde el suelo?</w:t>
-            </w:r>
-            <w:r>
-              <w:rPr>
-                <w:rFonts w:ascii="Arial" w:eastAsia="Arial" w:hAnsi="Arial" w:cs="Arial"/>
-                <w:lang w:val="es-CO"/>
-              </w:rPr>
-              <w:t xml:space="preserve"> Responde con tus propias palabras, sin usar ecuaciones.</w:t>
+              <w:t>¿Por qué crees que el ángulo optimo cambio respecto al lanzamiento desde el suelo? Responde con tus propias palabras, sin usar ecuaciones.</w:t>
             </w:r>
           </w:p>
           <w:p>
@@ -6292,6 +8054,7 @@
                 <w:bCs/>
                 <w:lang w:val="es-CO"/>
               </w:rPr>
+              <w:lastRenderedPageBreak/>
               <w:t>Respuesta:</w:t>
             </w:r>
             <w:r>
@@ -6334,12 +8097,6 @@
         <w:gridCol w:w="9360"/>
       </w:tblGrid>
       <w:tr>
-        <w:tblPrEx>
-          <w:tblCellMar>
-            <w:top w:w="0" w:type="dxa"/>
-            <w:bottom w:w="0" w:type="dxa"/>
-          </w:tblCellMar>
-        </w:tblPrEx>
         <w:tc>
           <w:tcPr>
             <w:tcW w:w="9360" w:type="dxa"/>
@@ -6388,14 +8145,7 @@
                 <w:rFonts w:ascii="Arial" w:eastAsia="Arial" w:hAnsi="Arial" w:cs="Arial"/>
                 <w:lang w:val="es-CO"/>
               </w:rPr>
-              <w:t>¿Si subieras la plataforma a 15 m, crees que el ángulo optimo seguiría bajando o llegaría a un límite?</w:t>
-            </w:r>
-            <w:r>
-              <w:rPr>
-                <w:rFonts w:ascii="Arial" w:eastAsia="Arial" w:hAnsi="Arial" w:cs="Arial"/>
-                <w:lang w:val="es-CO"/>
-              </w:rPr>
-              <w:t xml:space="preserve"> </w:t>
+              <w:t xml:space="preserve">¿Si subieras la plataforma a 15 m, crees que el ángulo optimo seguiría bajando o llegaría a un límite? </w:t>
             </w:r>
             <w:r>
               <w:rPr>
@@ -6409,14 +8159,7 @@
                 <w:rFonts w:ascii="Arial" w:eastAsia="Arial" w:hAnsi="Arial" w:cs="Arial"/>
                 <w:lang w:val="es-CO"/>
               </w:rPr>
-              <w:t>Por qué</w:t>
-            </w:r>
-            <w:r>
-              <w:rPr>
-                <w:rFonts w:ascii="Arial" w:eastAsia="Arial" w:hAnsi="Arial" w:cs="Arial"/>
-                <w:lang w:val="es-CO"/>
-              </w:rPr>
-              <w:t>?</w:t>
+              <w:t>Por qué?</w:t>
             </w:r>
           </w:p>
           <w:p>
@@ -6433,7 +8176,6 @@
                 <w:bCs/>
                 <w:lang w:val="es-CO"/>
               </w:rPr>
-              <w:lastRenderedPageBreak/>
               <w:t>Respuesta:</w:t>
             </w:r>
             <w:r>
@@ -6476,12 +8218,6 @@
         <w:gridCol w:w="9360"/>
       </w:tblGrid>
       <w:tr>
-        <w:tblPrEx>
-          <w:tblCellMar>
-            <w:top w:w="0" w:type="dxa"/>
-            <w:bottom w:w="0" w:type="dxa"/>
-          </w:tblCellMar>
-        </w:tblPrEx>
         <w:tc>
           <w:tcPr>
             <w:tcW w:w="9360" w:type="dxa"/>
@@ -6617,12 +8353,6 @@
         <w:gridCol w:w="9360"/>
       </w:tblGrid>
       <w:tr>
-        <w:tblPrEx>
-          <w:tblCellMar>
-            <w:top w:w="0" w:type="dxa"/>
-            <w:bottom w:w="0" w:type="dxa"/>
-          </w:tblCellMar>
-        </w:tblPrEx>
         <w:tc>
           <w:tcPr>
             <w:tcW w:w="9360" w:type="dxa"/>
@@ -6806,12 +8536,6 @@
         <w:gridCol w:w="9360"/>
       </w:tblGrid>
       <w:tr>
-        <w:tblPrEx>
-          <w:tblCellMar>
-            <w:top w:w="0" w:type="dxa"/>
-            <w:bottom w:w="0" w:type="dxa"/>
-          </w:tblCellMar>
-        </w:tblPrEx>
         <w:tc>
           <w:tcPr>
             <w:tcW w:w="9360" w:type="dxa"/>
@@ -6956,12 +8680,6 @@
         <w:gridCol w:w="9360"/>
       </w:tblGrid>
       <w:tr>
-        <w:tblPrEx>
-          <w:tblCellMar>
-            <w:top w:w="0" w:type="dxa"/>
-            <w:bottom w:w="0" w:type="dxa"/>
-          </w:tblCellMar>
-        </w:tblPrEx>
         <w:tc>
           <w:tcPr>
             <w:tcW w:w="9360" w:type="dxa"/>
@@ -7017,35 +8735,7 @@
                 <w:rFonts w:ascii="Arial" w:eastAsia="Arial" w:hAnsi="Arial" w:cs="Arial"/>
                 <w:lang w:val="es-CO"/>
               </w:rPr>
-              <w:t>Qué</w:t>
-            </w:r>
-            <w:r>
-              <w:rPr>
-                <w:rFonts w:ascii="Arial" w:eastAsia="Arial" w:hAnsi="Arial" w:cs="Arial"/>
-                <w:lang w:val="es-CO"/>
-              </w:rPr>
-              <w:t xml:space="preserve"> </w:t>
-            </w:r>
-            <w:r>
-              <w:rPr>
-                <w:rFonts w:ascii="Arial" w:eastAsia="Arial" w:hAnsi="Arial" w:cs="Arial"/>
-                <w:lang w:val="es-CO"/>
-              </w:rPr>
-              <w:t>relación</w:t>
-            </w:r>
-            <w:r>
-              <w:rPr>
-                <w:rFonts w:ascii="Arial" w:eastAsia="Arial" w:hAnsi="Arial" w:cs="Arial"/>
-                <w:lang w:val="es-CO"/>
-              </w:rPr>
-              <w:t xml:space="preserve"> ves entre el aumento de velocidad inicial y el alcance en la Parte B? </w:t>
-            </w:r>
-            <w:r>
-              <w:rPr>
-                <w:rFonts w:ascii="Arial" w:eastAsia="Arial" w:hAnsi="Arial" w:cs="Arial"/>
-                <w:lang w:val="es-CO"/>
-              </w:rPr>
-              <w:t>¿Es proporcional?</w:t>
+              <w:t>Qué relación ves entre el aumento de velocidad inicial y el alcance en la Parte B? ¿Es proporcional?</w:t>
             </w:r>
           </w:p>
           <w:p>
@@ -7104,12 +8794,6 @@
         <w:gridCol w:w="9360"/>
       </w:tblGrid>
       <w:tr>
-        <w:tblPrEx>
-          <w:tblCellMar>
-            <w:top w:w="0" w:type="dxa"/>
-            <w:bottom w:w="0" w:type="dxa"/>
-          </w:tblCellMar>
-        </w:tblPrEx>
         <w:tc>
           <w:tcPr>
             <w:tcW w:w="9360" w:type="dxa"/>
@@ -7158,14 +8842,7 @@
                 <w:rFonts w:ascii="Arial" w:eastAsia="Arial" w:hAnsi="Arial" w:cs="Arial"/>
                 <w:lang w:val="es-CO"/>
               </w:rPr>
-              <w:t>¿Lanzar a 30 grados y a 60 grados desde el suelo con la misma velocidad produce el mismo alcance?</w:t>
-            </w:r>
-            <w:r>
-              <w:rPr>
-                <w:rFonts w:ascii="Arial" w:eastAsia="Arial" w:hAnsi="Arial" w:cs="Arial"/>
-                <w:lang w:val="es-CO"/>
-              </w:rPr>
-              <w:t xml:space="preserve"> Usa tus datos para responder.</w:t>
+              <w:t>¿Lanzar a 30 grados y a 60 grados desde el suelo con la misma velocidad produce el mismo alcance? Usa tus datos para responder.</w:t>
             </w:r>
           </w:p>
           <w:p>
@@ -7345,12 +9022,6 @@
         <w:gridCol w:w="4680"/>
       </w:tblGrid>
       <w:tr>
-        <w:tblPrEx>
-          <w:tblCellMar>
-            <w:top w:w="0" w:type="dxa"/>
-            <w:bottom w:w="0" w:type="dxa"/>
-          </w:tblCellMar>
-        </w:tblPrEx>
         <w:tc>
           <w:tcPr>
             <w:tcW w:w="4680" w:type="dxa"/>
@@ -7443,7 +9114,7 @@
                 <w:szCs w:val="18"/>
                 <w:lang w:val="es-CO"/>
               </w:rPr>
-              <w:t>descripción</w:t>
+              <w:t>descripción:</w:t>
             </w:r>
             <w:r>
               <w:rPr>
@@ -7454,8 +9125,93 @@
                 <w:szCs w:val="18"/>
                 <w:lang w:val="es-CO"/>
               </w:rPr>
-              <w:t>:</w:t>
-            </w:r>
+              <w:t xml:space="preserve"> </w:t>
+            </w:r>
+          </w:p>
+        </w:tc>
+        <w:tc>
+          <w:tcPr>
+            <w:tcW w:w="4680" w:type="dxa"/>
+            <w:tcBorders>
+              <w:top w:val="single" w:sz="1" w:space="0" w:color="CCCCCC"/>
+              <w:left w:val="single" w:sz="1" w:space="0" w:color="CCCCCC"/>
+              <w:bottom w:val="single" w:sz="1" w:space="0" w:color="CCCCCC"/>
+              <w:right w:val="single" w:sz="1" w:space="0" w:color="CCCCCC"/>
+            </w:tcBorders>
+            <w:shd w:val="clear" w:color="auto" w:fill="F5F5F5"/>
+            <w:tcMar>
+              <w:top w:w="200" w:type="dxa"/>
+              <w:left w:w="200" w:type="dxa"/>
+              <w:bottom w:w="200" w:type="dxa"/>
+              <w:right w:w="200" w:type="dxa"/>
+            </w:tcMar>
+          </w:tcPr>
+          <w:p>
+            <w:pPr>
+              <w:jc w:val="center"/>
+              <w:rPr>
+                <w:lang w:val="es-CO"/>
+              </w:rPr>
+            </w:pPr>
+            <w:r>
+              <w:rPr>
+                <w:rFonts w:ascii="Arial" w:eastAsia="Arial" w:hAnsi="Arial" w:cs="Arial"/>
+                <w:color w:val="AAAAAA"/>
+                <w:sz w:val="22"/>
+                <w:szCs w:val="22"/>
+                <w:lang w:val="es-CO"/>
+              </w:rPr>
+              <w:t xml:space="preserve">[ Foto </w:t>
+            </w:r>
+            <w:proofErr w:type="gramStart"/>
+            <w:r>
+              <w:rPr>
+                <w:rFonts w:ascii="Arial" w:eastAsia="Arial" w:hAnsi="Arial" w:cs="Arial"/>
+                <w:color w:val="AAAAAA"/>
+                <w:sz w:val="22"/>
+                <w:szCs w:val="22"/>
+                <w:lang w:val="es-CO"/>
+              </w:rPr>
+              <w:t>2 ]</w:t>
+            </w:r>
+            <w:proofErr w:type="gramEnd"/>
+          </w:p>
+          <w:p>
+            <w:pPr>
+              <w:spacing w:before="40"/>
+              <w:jc w:val="center"/>
+              <w:rPr>
+                <w:lang w:val="es-CO"/>
+              </w:rPr>
+            </w:pPr>
+            <w:r>
+              <w:rPr>
+                <w:rFonts w:ascii="Arial" w:eastAsia="Arial" w:hAnsi="Arial" w:cs="Arial"/>
+                <w:color w:val="CCCCCC"/>
+                <w:sz w:val="18"/>
+                <w:szCs w:val="18"/>
+                <w:lang w:val="es-CO"/>
+              </w:rPr>
+              <w:t xml:space="preserve">Insertar foto </w:t>
+            </w:r>
+            <w:r>
+              <w:rPr>
+                <w:rFonts w:ascii="Arial" w:eastAsia="Arial" w:hAnsi="Arial" w:cs="Arial"/>
+                <w:color w:val="CCCCCC"/>
+                <w:sz w:val="18"/>
+                <w:szCs w:val="18"/>
+                <w:lang w:val="es-CO"/>
+              </w:rPr>
+              <w:t>aquí</w:t>
+            </w:r>
+          </w:p>
+          <w:p>
+            <w:pPr>
+              <w:spacing w:before="160"/>
+              <w:rPr>
+                <w:lang w:val="es-CO"/>
+              </w:rPr>
+            </w:pPr>
             <w:r>
               <w:rPr>
                 <w:rFonts w:ascii="Arial" w:eastAsia="Arial" w:hAnsi="Arial" w:cs="Arial"/>
@@ -7465,10 +9221,21 @@
                 <w:szCs w:val="18"/>
                 <w:lang w:val="es-CO"/>
               </w:rPr>
+              <w:t>descripción:</w:t>
+            </w:r>
+            <w:r>
+              <w:rPr>
+                <w:rFonts w:ascii="Arial" w:eastAsia="Arial" w:hAnsi="Arial" w:cs="Arial"/>
+                <w:sz w:val="18"/>
+                <w:szCs w:val="18"/>
+                <w:lang w:val="es-CO"/>
+              </w:rPr>
               <w:t xml:space="preserve"> </w:t>
             </w:r>
           </w:p>
         </w:tc>
+      </w:tr>
+      <w:tr>
         <w:tc>
           <w:tcPr>
             <w:tcW w:w="4680" w:type="dxa"/>
@@ -7512,7 +9279,7 @@
                 <w:szCs w:val="22"/>
                 <w:lang w:val="es-CO"/>
               </w:rPr>
-              <w:t>2 ]</w:t>
+              <w:t>3 ]</w:t>
             </w:r>
             <w:proofErr w:type="gramEnd"/>
           </w:p>
@@ -7532,6 +9299,7 @@
                 <w:szCs w:val="18"/>
                 <w:lang w:val="es-CO"/>
               </w:rPr>
+              <w:lastRenderedPageBreak/>
               <w:t xml:space="preserve">Insertar foto </w:t>
             </w:r>
             <w:r>
@@ -7561,7 +9329,7 @@
                 <w:szCs w:val="18"/>
                 <w:lang w:val="es-CO"/>
               </w:rPr>
-              <w:t>descripción</w:t>
+              <w:t>descripción:</w:t>
             </w:r>
             <w:r>
               <w:rPr>
@@ -7572,27 +9340,10 @@
                 <w:szCs w:val="18"/>
                 <w:lang w:val="es-CO"/>
               </w:rPr>
-              <w:t>:</w:t>
-            </w:r>
-            <w:r>
-              <w:rPr>
-                <w:rFonts w:ascii="Arial" w:eastAsia="Arial" w:hAnsi="Arial" w:cs="Arial"/>
-                <w:sz w:val="18"/>
-                <w:szCs w:val="18"/>
-                <w:lang w:val="es-CO"/>
-              </w:rPr>
               <w:t xml:space="preserve"> </w:t>
             </w:r>
           </w:p>
         </w:tc>
-      </w:tr>
-      <w:tr>
-        <w:tblPrEx>
-          <w:tblCellMar>
-            <w:top w:w="0" w:type="dxa"/>
-            <w:bottom w:w="0" w:type="dxa"/>
-          </w:tblCellMar>
-        </w:tblPrEx>
         <w:tc>
           <w:tcPr>
             <w:tcW w:w="4680" w:type="dxa"/>
@@ -7625,6 +9376,7 @@
                 <w:szCs w:val="22"/>
                 <w:lang w:val="es-CO"/>
               </w:rPr>
+              <w:lastRenderedPageBreak/>
               <w:t xml:space="preserve">[ Foto </w:t>
             </w:r>
             <w:proofErr w:type="gramStart"/>
@@ -7636,7 +9388,7 @@
                 <w:szCs w:val="22"/>
                 <w:lang w:val="es-CO"/>
               </w:rPr>
-              <w:t>3 ]</w:t>
+              <w:t>4 ]</w:t>
             </w:r>
             <w:proofErr w:type="gramEnd"/>
           </w:p>
@@ -7656,6 +9408,7 @@
                 <w:szCs w:val="18"/>
                 <w:lang w:val="es-CO"/>
               </w:rPr>
+              <w:lastRenderedPageBreak/>
               <w:t xml:space="preserve">Insertar foto </w:t>
             </w:r>
             <w:r>
@@ -7685,136 +9438,7 @@
                 <w:szCs w:val="18"/>
                 <w:lang w:val="es-CO"/>
               </w:rPr>
-              <w:t>descripción</w:t>
-            </w:r>
-            <w:r>
-              <w:rPr>
-                <w:rFonts w:ascii="Arial" w:eastAsia="Arial" w:hAnsi="Arial" w:cs="Arial"/>
-                <w:b/>
-                <w:bCs/>
-                <w:sz w:val="18"/>
-                <w:szCs w:val="18"/>
-                <w:lang w:val="es-CO"/>
-              </w:rPr>
-              <w:t>:</w:t>
-            </w:r>
-            <w:r>
-              <w:rPr>
-                <w:rFonts w:ascii="Arial" w:eastAsia="Arial" w:hAnsi="Arial" w:cs="Arial"/>
-                <w:b/>
-                <w:bCs/>
-                <w:sz w:val="18"/>
-                <w:szCs w:val="18"/>
-                <w:lang w:val="es-CO"/>
-              </w:rPr>
-              <w:t xml:space="preserve"> </w:t>
-            </w:r>
-          </w:p>
-        </w:tc>
-        <w:tc>
-          <w:tcPr>
-            <w:tcW w:w="4680" w:type="dxa"/>
-            <w:tcBorders>
-              <w:top w:val="single" w:sz="1" w:space="0" w:color="CCCCCC"/>
-              <w:left w:val="single" w:sz="1" w:space="0" w:color="CCCCCC"/>
-              <w:bottom w:val="single" w:sz="1" w:space="0" w:color="CCCCCC"/>
-              <w:right w:val="single" w:sz="1" w:space="0" w:color="CCCCCC"/>
-            </w:tcBorders>
-            <w:shd w:val="clear" w:color="auto" w:fill="F5F5F5"/>
-            <w:tcMar>
-              <w:top w:w="200" w:type="dxa"/>
-              <w:left w:w="200" w:type="dxa"/>
-              <w:bottom w:w="200" w:type="dxa"/>
-              <w:right w:w="200" w:type="dxa"/>
-            </w:tcMar>
-          </w:tcPr>
-          <w:p>
-            <w:pPr>
-              <w:jc w:val="center"/>
-              <w:rPr>
-                <w:lang w:val="es-CO"/>
-              </w:rPr>
-            </w:pPr>
-            <w:r>
-              <w:rPr>
-                <w:rFonts w:ascii="Arial" w:eastAsia="Arial" w:hAnsi="Arial" w:cs="Arial"/>
-                <w:color w:val="AAAAAA"/>
-                <w:sz w:val="22"/>
-                <w:szCs w:val="22"/>
-                <w:lang w:val="es-CO"/>
-              </w:rPr>
-              <w:t xml:space="preserve">[ Foto </w:t>
-            </w:r>
-            <w:proofErr w:type="gramStart"/>
-            <w:r>
-              <w:rPr>
-                <w:rFonts w:ascii="Arial" w:eastAsia="Arial" w:hAnsi="Arial" w:cs="Arial"/>
-                <w:color w:val="AAAAAA"/>
-                <w:sz w:val="22"/>
-                <w:szCs w:val="22"/>
-                <w:lang w:val="es-CO"/>
-              </w:rPr>
-              <w:t>4 ]</w:t>
-            </w:r>
-            <w:proofErr w:type="gramEnd"/>
-          </w:p>
-          <w:p>
-            <w:pPr>
-              <w:spacing w:before="40"/>
-              <w:jc w:val="center"/>
-              <w:rPr>
-                <w:lang w:val="es-CO"/>
-              </w:rPr>
-            </w:pPr>
-            <w:r>
-              <w:rPr>
-                <w:rFonts w:ascii="Arial" w:eastAsia="Arial" w:hAnsi="Arial" w:cs="Arial"/>
-                <w:color w:val="CCCCCC"/>
-                <w:sz w:val="18"/>
-                <w:szCs w:val="18"/>
-                <w:lang w:val="es-CO"/>
-              </w:rPr>
-              <w:t xml:space="preserve">Insertar foto </w:t>
-            </w:r>
-            <w:r>
-              <w:rPr>
-                <w:rFonts w:ascii="Arial" w:eastAsia="Arial" w:hAnsi="Arial" w:cs="Arial"/>
-                <w:color w:val="CCCCCC"/>
-                <w:sz w:val="18"/>
-                <w:szCs w:val="18"/>
-                <w:lang w:val="es-CO"/>
-              </w:rPr>
-              <w:t>aquí</w:t>
-            </w:r>
-          </w:p>
-          <w:p>
-            <w:pPr>
-              <w:spacing w:before="160"/>
-              <w:rPr>
-                <w:lang w:val="es-CO"/>
-              </w:rPr>
-            </w:pPr>
-            <w:r>
-              <w:rPr>
-                <w:rFonts w:ascii="Arial" w:eastAsia="Arial" w:hAnsi="Arial" w:cs="Arial"/>
-                <w:b/>
-                <w:bCs/>
-                <w:sz w:val="18"/>
-                <w:szCs w:val="18"/>
-                <w:lang w:val="es-CO"/>
-              </w:rPr>
-              <w:t>descripción</w:t>
-            </w:r>
-            <w:r>
-              <w:rPr>
-                <w:rFonts w:ascii="Arial" w:eastAsia="Arial" w:hAnsi="Arial" w:cs="Arial"/>
-                <w:b/>
-                <w:bCs/>
-                <w:sz w:val="18"/>
-                <w:szCs w:val="18"/>
-                <w:lang w:val="es-CO"/>
-              </w:rPr>
-              <w:t>:</w:t>
+              <w:t>descripción:</w:t>
             </w:r>
             <w:r>
               <w:rPr>
@@ -7849,6 +9473,11 @@
     <w:p>
       <w:pPr>
         <w:rPr>
+          <w:lang w:val="es-CO"/>
+        </w:rPr>
+      </w:pPr>
+      <w:r>
+        <w:rPr>
           <w:rFonts w:ascii="Arial" w:eastAsia="Arial" w:hAnsi="Arial" w:cs="Arial"/>
           <w:b/>
           <w:bCs/>
@@ -7857,41 +9486,6 @@
           <w:szCs w:val="26"/>
           <w:lang w:val="es-CO"/>
         </w:rPr>
-      </w:pPr>
-      <w:r>
-        <w:rPr>
-          <w:rFonts w:ascii="Arial" w:eastAsia="Arial" w:hAnsi="Arial" w:cs="Arial"/>
-          <w:b/>
-          <w:bCs/>
-          <w:color w:val="1C3557"/>
-          <w:sz w:val="26"/>
-          <w:szCs w:val="26"/>
-          <w:lang w:val="es-CO"/>
-        </w:rPr>
-        <w:br w:type="page"/>
-      </w:r>
-    </w:p>
-    <w:p>
-      <w:pPr>
-        <w:pBdr>
-          <w:bottom w:val="single" w:sz="4" w:space="2" w:color="F97316"/>
-        </w:pBdr>
-        <w:spacing w:before="280" w:after="120"/>
-        <w:rPr>
-          <w:lang w:val="es-CO"/>
-        </w:rPr>
-      </w:pPr>
-      <w:r>
-        <w:rPr>
-          <w:rFonts w:ascii="Arial" w:eastAsia="Arial" w:hAnsi="Arial" w:cs="Arial"/>
-          <w:b/>
-          <w:bCs/>
-          <w:color w:val="1C3557"/>
-          <w:sz w:val="26"/>
-          <w:szCs w:val="26"/>
-          <w:lang w:val="es-CO"/>
-        </w:rPr>
-        <w:lastRenderedPageBreak/>
         <w:t xml:space="preserve">10. </w:t>
       </w:r>
       <w:r>
@@ -7952,12 +9546,6 @@
         <w:gridCol w:w="9360"/>
       </w:tblGrid>
       <w:tr>
-        <w:tblPrEx>
-          <w:tblCellMar>
-            <w:top w:w="0" w:type="dxa"/>
-            <w:bottom w:w="0" w:type="dxa"/>
-          </w:tblCellMar>
-        </w:tblPrEx>
         <w:tc>
           <w:tcPr>
             <w:tcW w:w="9360" w:type="dxa"/>
@@ -8015,31 +9603,7 @@
                 <w:szCs w:val="22"/>
                 <w:lang w:val="es-CO"/>
               </w:rPr>
-              <w:t xml:space="preserve"> de lanzamiento un proyectil alcanza la mayor distancia y por qué?</w:t>
-            </w:r>
-            <w:r>
-              <w:rPr>
-                <w:rFonts w:ascii="Arial" w:eastAsia="Arial" w:hAnsi="Arial" w:cs="Arial"/>
-                <w:b/>
-                <w:bCs/>
-                <w:color w:val="F97316"/>
-                <w:sz w:val="22"/>
-                <w:szCs w:val="22"/>
-                <w:lang w:val="es-CO"/>
-              </w:rPr>
-              <w:t xml:space="preserve"> </w:t>
-            </w:r>
-            <w:r>
-              <w:rPr>
-                <w:rFonts w:ascii="Arial" w:eastAsia="Arial" w:hAnsi="Arial" w:cs="Arial"/>
-                <w:b/>
-                <w:bCs/>
-                <w:color w:val="F97316"/>
-                <w:sz w:val="22"/>
-                <w:szCs w:val="22"/>
-                <w:lang w:val="es-CO"/>
-              </w:rPr>
-              <w:t>¿Como cambia eso cuando hay altura inicial?</w:t>
+              <w:t xml:space="preserve"> de lanzamiento un proyectil alcanza la mayor distancia y por qué? ¿Como cambia eso cuando hay altura inicial?</w:t>
             </w:r>
           </w:p>
           <w:p>
